--- a/contributors/kemmy-kk-web/report/St_Marys_Scraper_Project_Report.docx
+++ b/contributors/kemmy-kk-web/report/St_Marys_Scraper_Project_Report.docx
@@ -1,6 +1,6 @@
 
 <file path=word/document.xml><?xml version="1.0" encoding="utf-8"?>
-<w:document xmlns:wpc="http://schemas.microsoft.com/office/word/2010/wordprocessingCanvas" xmlns:mc="http://schemas.openxmlformats.org/markup-compatibility/2006" xmlns:o="urn:schemas-microsoft-com:office:office" xmlns:r="http://schemas.openxmlformats.org/officeDocument/2006/relationships" xmlns:m="http://schemas.openxmlformats.org/officeDocument/2006/math" xmlns:v="urn:schemas-microsoft-com:vml" xmlns:wp14="http://schemas.microsoft.com/office/word/2010/wordprocessingDrawing" xmlns:wp="http://schemas.openxmlformats.org/drawingml/2006/wordprocessingDrawing" xmlns:w10="urn:schemas-microsoft-com:office:word" xmlns:w="http://schemas.openxmlformats.org/wordprocessingml/2006/main" xmlns:w14="http://schemas.microsoft.com/office/word/2010/wordml" xmlns:w15="http://schemas.microsoft.com/office/word/2012/wordml" xmlns:wpg="http://schemas.microsoft.com/office/word/2010/wordprocessingGroup" xmlns:wpi="http://schemas.microsoft.com/office/word/2010/wordprocessingInk" xmlns:wne="http://schemas.microsoft.com/office/word/2006/wordml" xmlns:wps="http://schemas.microsoft.com/office/word/2010/wordprocessingShape" xmlns:cx="http://schemas.microsoft.com/office/drawing/2014/chartex" xmlns:cx1="http://schemas.microsoft.com/office/drawing/2015/9/8/chartex" xmlns:cx2="http://schemas.microsoft.com/office/drawing/2015/10/21/chartex" xmlns:cx3="http://schemas.microsoft.com/office/drawing/2016/5/9/chartex" xmlns:cx4="http://schemas.microsoft.com/office/drawing/2016/5/10/chartex" xmlns:cx5="http://schemas.microsoft.com/office/drawing/2016/5/11/chartex" xmlns:cx6="http://schemas.microsoft.com/office/drawing/2016/5/12/chartex" xmlns:cx7="http://schemas.microsoft.com/office/drawing/2016/5/13/chartex" xmlns:cx8="http://schemas.microsoft.com/office/drawing/2016/5/14/chartex" xmlns:aink="http://schemas.microsoft.com/office/drawing/2016/ink" xmlns:am3d="http://schemas.microsoft.com/office/drawing/2017/model3d" xmlns:w16cex="http://schemas.microsoft.com/office/word/2018/wordml/cex" xmlns:w16cid="http://schemas.microsoft.com/office/word/2016/wordml/cid" xmlns:w16="http://schemas.microsoft.com/office/word/2018/wordml" xmlns:w16sdtdh="http://schemas.microsoft.com/office/word/2020/wordml/sdtdatahash" xmlns:w16se="http://schemas.microsoft.com/office/word/2015/wordml/symex" mc:Ignorable="w14 w15 wp14">
+<w:document xmlns:wpc="http://schemas.microsoft.com/office/word/2010/wordprocessingCanvas" xmlns:cx="http://schemas.microsoft.com/office/drawing/2014/chartex" xmlns:cx1="http://schemas.microsoft.com/office/drawing/2015/9/8/chartex" xmlns:cx2="http://schemas.microsoft.com/office/drawing/2015/10/21/chartex" xmlns:cx3="http://schemas.microsoft.com/office/drawing/2016/5/9/chartex" xmlns:cx4="http://schemas.microsoft.com/office/drawing/2016/5/10/chartex" xmlns:cx5="http://schemas.microsoft.com/office/drawing/2016/5/11/chartex" xmlns:cx6="http://schemas.microsoft.com/office/drawing/2016/5/12/chartex" xmlns:cx7="http://schemas.microsoft.com/office/drawing/2016/5/13/chartex" xmlns:cx8="http://schemas.microsoft.com/office/drawing/2016/5/14/chartex" xmlns:mc="http://schemas.openxmlformats.org/markup-compatibility/2006" xmlns:aink="http://schemas.microsoft.com/office/drawing/2016/ink" xmlns:am3d="http://schemas.microsoft.com/office/drawing/2017/model3d" xmlns:o="urn:schemas-microsoft-com:office:office" xmlns:r="http://schemas.openxmlformats.org/officeDocument/2006/relationships" xmlns:m="http://schemas.openxmlformats.org/officeDocument/2006/math" xmlns:v="urn:schemas-microsoft-com:vml" xmlns:wp14="http://schemas.microsoft.com/office/word/2010/wordprocessingDrawing" xmlns:wp="http://schemas.openxmlformats.org/drawingml/2006/wordprocessingDrawing" xmlns:w10="urn:schemas-microsoft-com:office:word" xmlns:w="http://schemas.openxmlformats.org/wordprocessingml/2006/main" xmlns:w14="http://schemas.microsoft.com/office/word/2010/wordml" xmlns:w15="http://schemas.microsoft.com/office/word/2012/wordml" xmlns:w16cex="http://schemas.microsoft.com/office/word/2018/wordml/cex" xmlns:w16cid="http://schemas.microsoft.com/office/word/2016/wordml/cid" xmlns:w16="http://schemas.microsoft.com/office/word/2018/wordml" xmlns:w16sdtdh="http://schemas.microsoft.com/office/word/2020/wordml/sdtdatahash" xmlns:w16se="http://schemas.microsoft.com/office/word/2015/wordml/symex" xmlns:wpg="http://schemas.microsoft.com/office/word/2010/wordprocessingGroup" xmlns:wpi="http://schemas.microsoft.com/office/word/2010/wordprocessingInk" xmlns:wne="http://schemas.microsoft.com/office/word/2006/wordml" xmlns:wps="http://schemas.microsoft.com/office/word/2010/wordprocessingShape" mc:Ignorable="w14 w15 w16se w16cid w16 w16cex w16sdtdh wp14">
   <w:body>
     <w:p>
       <w:pPr>
@@ -19,12 +19,12 @@
           <w:sz w:val="44"/>
           <w:szCs w:val="44"/>
         </w:rPr>
-        <w:t xml:space="preserve">ST. MARY'S WEBSITE SCRAPER</w:t>
-      </w:r>
-    </w:p>
-    <w:p>
-      <w:pPr>
-        <w:spacing w:after="160" w:before="160"/>
+        <w:t>ST. MARY'S WEBSITE SCRAPER</w:t>
+      </w:r>
+    </w:p>
+    <w:p>
+      <w:pPr>
+        <w:spacing w:before="160" w:after="160"/>
         <w:jc w:val="center"/>
       </w:pPr>
       <w:r>
@@ -33,13 +33,13 @@
           <w:sz w:val="24"/>
           <w:szCs w:val="24"/>
         </w:rPr>
-        <w:t xml:space="preserve">An Automated Tool for Extracting Website Text into Word Documents</w:t>
+        <w:t>An Automated Tool for Extracting Website Text into Word Documents</w:t>
       </w:r>
     </w:p>
     <w:p>
       <w:pPr>
         <w:pBdr>
-          <w:top w:val="single" w:color="2C5F8A" w:sz="6" w:space="8"/>
+          <w:top w:val="single" w:sz="6" w:space="8" w:color="2C5F8A"/>
         </w:pBdr>
         <w:jc w:val="center"/>
       </w:pPr>
@@ -54,10 +54,8 @@
           <w:i/>
           <w:iCs/>
           <w:color w:val="6B7280"/>
-          <w:sz w:val="20"/>
-          <w:szCs w:val="20"/>
-        </w:rPr>
-        <w:t xml:space="preserve">Project Report</w:t>
+        </w:rPr>
+        <w:t>Project Report</w:t>
       </w:r>
     </w:p>
     <w:p>
@@ -71,12 +69,30 @@
           <w:sz w:val="22"/>
           <w:szCs w:val="22"/>
         </w:rPr>
-        <w:t xml:space="preserve">Prepared by: Bongkiyung Kelly</w:t>
-      </w:r>
-    </w:p>
-    <w:p>
-      <w:pPr>
-        <w:spacing w:after="300" w:before="80"/>
+        <w:t xml:space="preserve">Prepared by: </w:t>
+      </w:r>
+      <w:proofErr w:type="spellStart"/>
+      <w:r>
+        <w:rPr>
+          <w:color w:val="1F2937"/>
+          <w:sz w:val="22"/>
+          <w:szCs w:val="22"/>
+        </w:rPr>
+        <w:t>Bongkiyung</w:t>
+      </w:r>
+      <w:proofErr w:type="spellEnd"/>
+      <w:r>
+        <w:rPr>
+          <w:color w:val="1F2937"/>
+          <w:sz w:val="22"/>
+          <w:szCs w:val="22"/>
+        </w:rPr>
+        <w:t xml:space="preserve"> Kelly</w:t>
+      </w:r>
+    </w:p>
+    <w:p>
+      <w:pPr>
+        <w:spacing w:before="80" w:after="300"/>
         <w:jc w:val="center"/>
       </w:pPr>
       <w:r>
@@ -85,16 +101,34 @@
           <w:sz w:val="22"/>
           <w:szCs w:val="22"/>
         </w:rPr>
-        <w:t xml:space="preserve">Supervisor: Fonyuy Gita</w:t>
+        <w:t xml:space="preserve">Supervisor: </w:t>
+      </w:r>
+      <w:proofErr w:type="spellStart"/>
+      <w:r>
+        <w:rPr>
+          <w:color w:val="1F2937"/>
+          <w:sz w:val="22"/>
+          <w:szCs w:val="22"/>
+        </w:rPr>
+        <w:t>Fonyuy</w:t>
+      </w:r>
+      <w:proofErr w:type="spellEnd"/>
+      <w:r>
+        <w:rPr>
+          <w:color w:val="1F2937"/>
+          <w:sz w:val="22"/>
+          <w:szCs w:val="22"/>
+        </w:rPr>
+        <w:t xml:space="preserve"> Gita</w:t>
       </w:r>
     </w:p>
     <w:p>
       <w:pPr>
         <w:pStyle w:val="Heading1"/>
         <w:pBdr>
-          <w:bottom w:val="single" w:color="2C5F8A" w:sz="8" w:space="4"/>
+          <w:bottom w:val="single" w:sz="8" w:space="4" w:color="2C5F8A"/>
         </w:pBdr>
-        <w:spacing w:after="160" w:before="320"/>
+        <w:spacing w:before="320" w:after="160"/>
       </w:pPr>
       <w:r>
         <w:rPr>
@@ -104,29 +138,55 @@
           <w:sz w:val="28"/>
           <w:szCs w:val="28"/>
         </w:rPr>
-        <w:t xml:space="preserve">1. Topic</w:t>
-      </w:r>
-    </w:p>
-    <w:p>
-      <w:pPr>
-        <w:spacing w:after="140" w:line="268"/>
-      </w:pPr>
-      <w:r>
-        <w:rPr>
-          <w:color w:val="1F2937"/>
-          <w:sz w:val="22"/>
-          <w:szCs w:val="22"/>
-        </w:rPr>
-        <w:t xml:space="preserve">This project is a small Python script that automatically visits a university website and saves its text content into a Word document. It uses Selenium to open the page in a browser, BeautifulSoup to pull out the text, and python-docx to write that text into a .docx file that can be read or shared like any other document.</w:t>
+        <w:t>1. Topic</w:t>
+      </w:r>
+    </w:p>
+    <w:p>
+      <w:pPr>
+        <w:spacing w:after="140" w:line="268" w:lineRule="auto"/>
+      </w:pPr>
+      <w:r>
+        <w:rPr>
+          <w:color w:val="1F2937"/>
+          <w:sz w:val="22"/>
+          <w:szCs w:val="22"/>
+        </w:rPr>
+        <w:t xml:space="preserve">This project is a small Python script that automatically visits a university website and saves its text content into a Word document. It uses Selenium to open the page in a browser, </w:t>
+      </w:r>
+      <w:proofErr w:type="spellStart"/>
+      <w:r>
+        <w:rPr>
+          <w:color w:val="1F2937"/>
+          <w:sz w:val="22"/>
+          <w:szCs w:val="22"/>
+        </w:rPr>
+        <w:t>BeautifulSoup</w:t>
+      </w:r>
+      <w:proofErr w:type="spellEnd"/>
+      <w:r>
+        <w:rPr>
+          <w:color w:val="1F2937"/>
+          <w:sz w:val="22"/>
+          <w:szCs w:val="22"/>
+        </w:rPr>
+        <w:t xml:space="preserve"> to pull out the text, and python-docx to write that text int</w:t>
+      </w:r>
+      <w:r>
+        <w:rPr>
+          <w:color w:val="1F2937"/>
+          <w:sz w:val="22"/>
+          <w:szCs w:val="22"/>
+        </w:rPr>
+        <w:t>o a .docx file that can be read or shared like any other document.</w:t>
       </w:r>
     </w:p>
     <w:p>
       <w:pPr>
         <w:pStyle w:val="Heading1"/>
         <w:pBdr>
-          <w:bottom w:val="single" w:color="2C5F8A" w:sz="8" w:space="4"/>
+          <w:bottom w:val="single" w:sz="8" w:space="4" w:color="2C5F8A"/>
         </w:pBdr>
-        <w:spacing w:after="160" w:before="320"/>
+        <w:spacing w:before="320" w:after="160"/>
       </w:pPr>
       <w:r>
         <w:rPr>
@@ -136,29 +196,55 @@
           <w:sz w:val="28"/>
           <w:szCs w:val="28"/>
         </w:rPr>
-        <w:t xml:space="preserve">2. Problem Statement</w:t>
-      </w:r>
-    </w:p>
-    <w:p>
-      <w:pPr>
-        <w:spacing w:after="140" w:line="268"/>
-      </w:pPr>
-      <w:r>
-        <w:rPr>
-          <w:color w:val="1F2937"/>
-          <w:sz w:val="22"/>
-          <w:szCs w:val="22"/>
-        </w:rPr>
-        <w:t xml:space="preserve">Copying text from a website by hand is slow, and it is easy to miss sections or accidentally skip parts of a page. This is especially true for a large site like a university website, which usually has programme details, contact information, and admission details spread across many sections. There is a need for a quick way to pull all of this text into one document, without doing it manually.</w:t>
+        <w:t>2. Problem Statement</w:t>
+      </w:r>
+    </w:p>
+    <w:p>
+      <w:pPr>
+        <w:spacing w:after="140" w:line="268" w:lineRule="auto"/>
+      </w:pPr>
+      <w:r>
+        <w:rPr>
+          <w:color w:val="1F2937"/>
+          <w:sz w:val="22"/>
+          <w:szCs w:val="22"/>
+        </w:rPr>
+        <w:t>Copying text from a website by hand is slow, and it is easy to miss sections or accidentally skip parts of a page. This is especially true for a large site like a unive</w:t>
+      </w:r>
+      <w:r>
+        <w:rPr>
+          <w:color w:val="1F2937"/>
+          <w:sz w:val="22"/>
+          <w:szCs w:val="22"/>
+        </w:rPr>
+        <w:t xml:space="preserve">rsity website, which usually has </w:t>
+      </w:r>
+      <w:proofErr w:type="spellStart"/>
+      <w:r>
+        <w:rPr>
+          <w:color w:val="1F2937"/>
+          <w:sz w:val="22"/>
+          <w:szCs w:val="22"/>
+        </w:rPr>
+        <w:t>programme</w:t>
+      </w:r>
+      <w:proofErr w:type="spellEnd"/>
+      <w:r>
+        <w:rPr>
+          <w:color w:val="1F2937"/>
+          <w:sz w:val="22"/>
+          <w:szCs w:val="22"/>
+        </w:rPr>
+        <w:t xml:space="preserve"> details, contact information, and admission details spread across many sections. There is a need for a quick way to pull all of this text into one document, without doing it manually.</w:t>
       </w:r>
     </w:p>
     <w:p>
       <w:pPr>
         <w:pStyle w:val="Heading1"/>
         <w:pBdr>
-          <w:bottom w:val="single" w:color="2C5F8A" w:sz="8" w:space="4"/>
+          <w:bottom w:val="single" w:sz="8" w:space="4" w:color="2C5F8A"/>
         </w:pBdr>
-        <w:spacing w:after="160" w:before="320"/>
+        <w:spacing w:before="320" w:after="160"/>
       </w:pPr>
       <w:r>
         <w:rPr>
@@ -168,20 +254,28 @@
           <w:sz w:val="28"/>
           <w:szCs w:val="28"/>
         </w:rPr>
-        <w:t xml:space="preserve">3. Proposed Solution</w:t>
-      </w:r>
-    </w:p>
-    <w:p>
-      <w:pPr>
-        <w:spacing w:after="140" w:line="268"/>
-      </w:pPr>
-      <w:r>
-        <w:rPr>
-          <w:color w:val="1F2937"/>
-          <w:sz w:val="22"/>
-          <w:szCs w:val="22"/>
-        </w:rPr>
-        <w:t xml:space="preserve">The script solves this by automating three steps:</w:t>
+        <w:t>3. Proposed Solution</w:t>
+      </w:r>
+    </w:p>
+    <w:p>
+      <w:pPr>
+        <w:spacing w:after="140" w:line="268" w:lineRule="auto"/>
+      </w:pPr>
+      <w:r>
+        <w:rPr>
+          <w:color w:val="1F2937"/>
+          <w:sz w:val="22"/>
+          <w:szCs w:val="22"/>
+        </w:rPr>
+        <w:t>The scri</w:t>
+      </w:r>
+      <w:r>
+        <w:rPr>
+          <w:color w:val="1F2937"/>
+          <w:sz w:val="22"/>
+          <w:szCs w:val="22"/>
+        </w:rPr>
+        <w:t>pt solves this by automating three steps:</w:t>
       </w:r>
     </w:p>
     <w:p>
@@ -199,7 +293,7 @@
           <w:sz w:val="22"/>
           <w:szCs w:val="22"/>
         </w:rPr>
-        <w:t xml:space="preserve">Open the website in a headless (invisible) Chrome browser using Selenium, so pages that load content with JavaScript are still captured correctly.</w:t>
+        <w:t>Open the website in a headless (invisible) Chrome browser using Selenium, so pages that load content with JavaScript are still captured correctly.</w:t>
       </w:r>
     </w:p>
     <w:p>
@@ -217,7 +311,33 @@
           <w:sz w:val="22"/>
           <w:szCs w:val="22"/>
         </w:rPr>
-        <w:t xml:space="preserve">Read the loaded page's HTML and pull out just the visible text using BeautifulSoup.</w:t>
+        <w:t>Read the loaded page's HTML and pull out just the visible text usin</w:t>
+      </w:r>
+      <w:r>
+        <w:rPr>
+          <w:color w:val="1F2937"/>
+          <w:sz w:val="22"/>
+          <w:szCs w:val="22"/>
+        </w:rPr>
+        <w:t xml:space="preserve">g </w:t>
+      </w:r>
+      <w:proofErr w:type="spellStart"/>
+      <w:r>
+        <w:rPr>
+          <w:color w:val="1F2937"/>
+          <w:sz w:val="22"/>
+          <w:szCs w:val="22"/>
+        </w:rPr>
+        <w:t>BeautifulSoup</w:t>
+      </w:r>
+      <w:proofErr w:type="spellEnd"/>
+      <w:r>
+        <w:rPr>
+          <w:color w:val="1F2937"/>
+          <w:sz w:val="22"/>
+          <w:szCs w:val="22"/>
+        </w:rPr>
+        <w:t>.</w:t>
       </w:r>
     </w:p>
     <w:p>
@@ -235,16 +355,16 @@
           <w:sz w:val="22"/>
           <w:szCs w:val="22"/>
         </w:rPr>
-        <w:t xml:space="preserve">Save that text into a Word document, with one heading at the top and the rest of the page's text listed below it, using python-docx.</w:t>
+        <w:t>Save that text into a Word document, with one heading at the top and the rest of the page's text listed below it, using python-docx.</w:t>
       </w:r>
     </w:p>
     <w:p>
       <w:pPr>
         <w:pStyle w:val="Heading1"/>
         <w:pBdr>
-          <w:bottom w:val="single" w:color="2C5F8A" w:sz="8" w:space="4"/>
+          <w:bottom w:val="single" w:sz="8" w:space="4" w:color="2C5F8A"/>
         </w:pBdr>
-        <w:spacing w:after="160" w:before="320"/>
+        <w:spacing w:before="320" w:after="160"/>
       </w:pPr>
       <w:r>
         <w:rPr>
@@ -254,20 +374,20 @@
           <w:sz w:val="28"/>
           <w:szCs w:val="28"/>
         </w:rPr>
-        <w:t xml:space="preserve">4. Implementation Details</w:t>
-      </w:r>
-    </w:p>
-    <w:p>
-      <w:pPr>
-        <w:spacing w:after="140" w:line="268"/>
-      </w:pPr>
-      <w:r>
-        <w:rPr>
-          <w:color w:val="1F2937"/>
-          <w:sz w:val="22"/>
-          <w:szCs w:val="22"/>
-        </w:rPr>
-        <w:t xml:space="preserve">4.1 How the script works (scrape_stmarys.py):</w:t>
+        <w:t>4. Implementation Details</w:t>
+      </w:r>
+    </w:p>
+    <w:p>
+      <w:pPr>
+        <w:spacing w:after="140" w:line="268" w:lineRule="auto"/>
+      </w:pPr>
+      <w:r>
+        <w:rPr>
+          <w:color w:val="1F2937"/>
+          <w:sz w:val="22"/>
+          <w:szCs w:val="22"/>
+        </w:rPr>
+        <w:t>4.1 How the script works (scrape_stmarys.py):</w:t>
       </w:r>
     </w:p>
     <w:p>
@@ -285,7 +405,33 @@
           <w:sz w:val="22"/>
           <w:szCs w:val="22"/>
         </w:rPr>
-        <w:t xml:space="preserve">A headless Chrome browser is started using Selenium's webdriver.</w:t>
+        <w:t>A headless Chrome browser is start</w:t>
+      </w:r>
+      <w:r>
+        <w:rPr>
+          <w:color w:val="1F2937"/>
+          <w:sz w:val="22"/>
+          <w:szCs w:val="22"/>
+        </w:rPr>
+        <w:t xml:space="preserve">ed using Selenium's </w:t>
+      </w:r>
+      <w:proofErr w:type="spellStart"/>
+      <w:r>
+        <w:rPr>
+          <w:color w:val="1F2937"/>
+          <w:sz w:val="22"/>
+          <w:szCs w:val="22"/>
+        </w:rPr>
+        <w:t>webdriver</w:t>
+      </w:r>
+      <w:proofErr w:type="spellEnd"/>
+      <w:r>
+        <w:rPr>
+          <w:color w:val="1F2937"/>
+          <w:sz w:val="22"/>
+          <w:szCs w:val="22"/>
+        </w:rPr>
+        <w:t>.</w:t>
       </w:r>
     </w:p>
     <w:p>
@@ -303,7 +449,7 @@
           <w:sz w:val="22"/>
           <w:szCs w:val="22"/>
         </w:rPr>
-        <w:t xml:space="preserve">The script opens the target page (https://smicui.org/) and waits 5 seconds for the page to finish loading.</w:t>
+        <w:t>The script opens the target page (https://smicui.org/) and waits 5 seconds for the page to finish loading.</w:t>
       </w:r>
     </w:p>
     <w:p>
@@ -321,7 +467,7 @@
           <w:sz w:val="22"/>
           <w:szCs w:val="22"/>
         </w:rPr>
-        <w:t xml:space="preserve">The full HTML of the loaded page is saved, and the browser is then closed.</w:t>
+        <w:t>The full HTML of the loaded page is saved, and the browser is then closed.</w:t>
       </w:r>
     </w:p>
     <w:p>
@@ -333,13 +479,23 @@
         </w:numPr>
         <w:spacing w:after="70"/>
       </w:pPr>
-      <w:r>
-        <w:rPr>
-          <w:color w:val="1F2937"/>
-          <w:sz w:val="22"/>
-          <w:szCs w:val="22"/>
-        </w:rPr>
-        <w:t xml:space="preserve">BeautifulSoup reads the HTML and extracts only the visible text, with each piece of text on its own line.</w:t>
+      <w:proofErr w:type="spellStart"/>
+      <w:r>
+        <w:rPr>
+          <w:color w:val="1F2937"/>
+          <w:sz w:val="22"/>
+          <w:szCs w:val="22"/>
+        </w:rPr>
+        <w:t>BeautifulSoup</w:t>
+      </w:r>
+      <w:proofErr w:type="spellEnd"/>
+      <w:r>
+        <w:rPr>
+          <w:color w:val="1F2937"/>
+          <w:sz w:val="22"/>
+          <w:szCs w:val="22"/>
+        </w:rPr>
+        <w:t xml:space="preserve"> reads the HTML and extracts only the visible text, with each piece of text on its own line.</w:t>
       </w:r>
     </w:p>
     <w:p>
@@ -357,7 +513,15 @@
           <w:sz w:val="22"/>
           <w:szCs w:val="22"/>
         </w:rPr>
-        <w:t xml:space="preserve">A new Word document is created with the title "St. Mary's University Website Information", followed by one paragraph per line of extracted text.</w:t>
+        <w:t>A new Word document is created with the title "St. Mary's University Websit</w:t>
+      </w:r>
+      <w:r>
+        <w:rPr>
+          <w:color w:val="1F2937"/>
+          <w:sz w:val="22"/>
+          <w:szCs w:val="22"/>
+        </w:rPr>
+        <w:t>e Information", followed by one paragraph per line of extracted text.</w:t>
       </w:r>
     </w:p>
     <w:p>
@@ -375,53 +539,64 @@
           <w:sz w:val="22"/>
           <w:szCs w:val="22"/>
         </w:rPr>
-        <w:t xml:space="preserve">The finished document is saved as st_marys_university_website.docx.</w:t>
-      </w:r>
-    </w:p>
-    <w:p>
-      <w:pPr>
-        <w:spacing w:after="140" w:line="268"/>
-      </w:pPr>
-      <w:r>
-        <w:rPr>
-          <w:color w:val="1F2937"/>
-          <w:sz w:val="22"/>
-          <w:szCs w:val="22"/>
-        </w:rPr>
-        <w:t xml:space="preserve">4.2 Files reviewed for this report:</w:t>
+        <w:t>The finished document is saved as st_marys_university_website.docx.</w:t>
+      </w:r>
+    </w:p>
+    <w:p>
+      <w:pPr>
+        <w:spacing w:after="140" w:line="268" w:lineRule="auto"/>
+      </w:pPr>
+      <w:r>
+        <w:rPr>
+          <w:color w:val="1F2937"/>
+          <w:sz w:val="22"/>
+          <w:szCs w:val="22"/>
+        </w:rPr>
+        <w:t>4.2 Files reviewed for this report:</w:t>
       </w:r>
     </w:p>
     <w:tbl>
       <w:tblPr>
-        <w:tblW w:type="dxa" w:w="9026"/>
+        <w:tblW w:w="9026" w:type="dxa"/>
         <w:tblBorders>
-          <w:top w:val="single" w:color="auto" w:sz="4"/>
-          <w:left w:val="single" w:color="auto" w:sz="4"/>
-          <w:bottom w:val="single" w:color="auto" w:sz="4"/>
-          <w:right w:val="single" w:color="auto" w:sz="4"/>
-          <w:insideH w:val="single" w:color="auto" w:sz="4"/>
-          <w:insideV w:val="single" w:color="auto" w:sz="4"/>
+          <w:top w:val="single" w:sz="4" w:space="0" w:color="auto"/>
+          <w:left w:val="single" w:sz="4" w:space="0" w:color="auto"/>
+          <w:bottom w:val="single" w:sz="4" w:space="0" w:color="auto"/>
+          <w:right w:val="single" w:sz="4" w:space="0" w:color="auto"/>
+          <w:insideH w:val="single" w:sz="4" w:space="0" w:color="auto"/>
+          <w:insideV w:val="single" w:sz="4" w:space="0" w:color="auto"/>
         </w:tblBorders>
+        <w:tblCellMar>
+          <w:left w:w="10" w:type="dxa"/>
+          <w:right w:w="10" w:type="dxa"/>
+        </w:tblCellMar>
+        <w:tblLook w:val="04A0" w:firstRow="1" w:lastRow="0" w:firstColumn="1" w:lastColumn="0" w:noHBand="0" w:noVBand="1"/>
       </w:tblPr>
       <w:tblGrid>
         <w:gridCol w:w="3008"/>
-        <w:gridCol w:w="3008"/>
-        <w:gridCol w:w="3008"/>
+        <w:gridCol w:w="3009"/>
+        <w:gridCol w:w="3009"/>
       </w:tblGrid>
       <w:tr>
+        <w:tblPrEx>
+          <w:tblCellMar>
+            <w:top w:w="0" w:type="dxa"/>
+            <w:bottom w:w="0" w:type="dxa"/>
+          </w:tblCellMar>
+        </w:tblPrEx>
         <w:trPr>
           <w:cantSplit/>
           <w:tblHeader/>
         </w:trPr>
         <w:tc>
           <w:tcPr>
-            <w:tcW w:type="dxa" w:w="3008"/>
-            <w:shd w:fill="2C5F8A" w:val="clear"/>
+            <w:tcW w:w="3008" w:type="dxa"/>
+            <w:shd w:val="clear" w:color="auto" w:fill="2C5F8A"/>
             <w:tcMar>
-              <w:top w:type="dxa" w:w="90"/>
-              <w:left w:type="dxa" w:w="110"/>
-              <w:bottom w:type="dxa" w:w="90"/>
-              <w:right w:type="dxa" w:w="110"/>
+              <w:top w:w="90" w:type="dxa"/>
+              <w:left w:w="110" w:type="dxa"/>
+              <w:bottom w:w="90" w:type="dxa"/>
+              <w:right w:w="110" w:type="dxa"/>
             </w:tcMar>
           </w:tcPr>
           <w:p>
@@ -430,22 +605,21 @@
                 <w:b/>
                 <w:bCs/>
                 <w:color w:val="FFFFFF"/>
-                <w:sz w:val="20"/>
-                <w:szCs w:val="20"/>
               </w:rPr>
-              <w:t xml:space="preserve">File</w:t>
+              <w:lastRenderedPageBreak/>
+              <w:t>File</w:t>
             </w:r>
           </w:p>
         </w:tc>
         <w:tc>
           <w:tcPr>
-            <w:tcW w:type="dxa" w:w="3008"/>
-            <w:shd w:fill="2C5F8A" w:val="clear"/>
+            <w:tcW w:w="3008" w:type="dxa"/>
+            <w:shd w:val="clear" w:color="auto" w:fill="2C5F8A"/>
             <w:tcMar>
-              <w:top w:type="dxa" w:w="90"/>
-              <w:left w:type="dxa" w:w="110"/>
-              <w:bottom w:type="dxa" w:w="90"/>
-              <w:right w:type="dxa" w:w="110"/>
+              <w:top w:w="90" w:type="dxa"/>
+              <w:left w:w="110" w:type="dxa"/>
+              <w:bottom w:w="90" w:type="dxa"/>
+              <w:right w:w="110" w:type="dxa"/>
             </w:tcMar>
           </w:tcPr>
           <w:p>
@@ -454,22 +628,20 @@
                 <w:b/>
                 <w:bCs/>
                 <w:color w:val="FFFFFF"/>
-                <w:sz w:val="20"/>
-                <w:szCs w:val="20"/>
               </w:rPr>
-              <w:t xml:space="preserve">What it contains</w:t>
+              <w:t>What it contains</w:t>
             </w:r>
           </w:p>
         </w:tc>
         <w:tc>
           <w:tcPr>
-            <w:tcW w:type="dxa" w:w="3008"/>
-            <w:shd w:fill="2C5F8A" w:val="clear"/>
+            <w:tcW w:w="3008" w:type="dxa"/>
+            <w:shd w:val="clear" w:color="auto" w:fill="2C5F8A"/>
             <w:tcMar>
-              <w:top w:type="dxa" w:w="90"/>
-              <w:left w:type="dxa" w:w="110"/>
-              <w:bottom w:type="dxa" w:w="90"/>
-              <w:right w:type="dxa" w:w="110"/>
+              <w:top w:w="90" w:type="dxa"/>
+              <w:left w:w="110" w:type="dxa"/>
+              <w:bottom w:w="90" w:type="dxa"/>
+              <w:right w:w="110" w:type="dxa"/>
             </w:tcMar>
           </w:tcPr>
           <w:p>
@@ -478,152 +650,170 @@
                 <w:b/>
                 <w:bCs/>
                 <w:color w:val="FFFFFF"/>
-                <w:sz w:val="20"/>
-                <w:szCs w:val="20"/>
               </w:rPr>
-              <w:t xml:space="preserve">Result</w:t>
+              <w:t>Result</w:t>
             </w:r>
           </w:p>
         </w:tc>
       </w:tr>
       <w:tr>
+        <w:tblPrEx>
+          <w:tblCellMar>
+            <w:top w:w="0" w:type="dxa"/>
+            <w:bottom w:w="0" w:type="dxa"/>
+          </w:tblCellMar>
+        </w:tblPrEx>
         <w:trPr>
           <w:cantSplit/>
         </w:trPr>
         <w:tc>
           <w:tcPr>
-            <w:tcW w:type="dxa" w:w="3008"/>
-            <w:shd w:fill="FFFFFF" w:val="clear"/>
+            <w:tcW w:w="3008" w:type="dxa"/>
+            <w:shd w:val="clear" w:color="auto" w:fill="FFFFFF"/>
             <w:tcMar>
-              <w:top w:type="dxa" w:w="80"/>
-              <w:left w:type="dxa" w:w="110"/>
-              <w:bottom w:type="dxa" w:w="80"/>
-              <w:right w:type="dxa" w:w="110"/>
+              <w:top w:w="80" w:type="dxa"/>
+              <w:left w:w="110" w:type="dxa"/>
+              <w:bottom w:w="80" w:type="dxa"/>
+              <w:right w:w="110" w:type="dxa"/>
             </w:tcMar>
           </w:tcPr>
           <w:p>
             <w:r>
               <w:rPr>
                 <w:color w:val="1F2937"/>
-                <w:sz w:val="20"/>
-                <w:szCs w:val="20"/>
               </w:rPr>
-              <w:t xml:space="preserve">st_marys_university_website.docx</w:t>
+              <w:t>st_marys_university_website.docx</w:t>
             </w:r>
           </w:p>
         </w:tc>
         <w:tc>
           <w:tcPr>
-            <w:tcW w:type="dxa" w:w="3008"/>
-            <w:shd w:fill="FFFFFF" w:val="clear"/>
+            <w:tcW w:w="3008" w:type="dxa"/>
+            <w:shd w:val="clear" w:color="auto" w:fill="FFFFFF"/>
             <w:tcMar>
-              <w:top w:type="dxa" w:w="80"/>
-              <w:left w:type="dxa" w:w="110"/>
-              <w:bottom w:type="dxa" w:w="80"/>
-              <w:right w:type="dxa" w:w="110"/>
+              <w:top w:w="80" w:type="dxa"/>
+              <w:left w:w="110" w:type="dxa"/>
+              <w:bottom w:w="80" w:type="dxa"/>
+              <w:right w:w="110" w:type="dxa"/>
             </w:tcMar>
           </w:tcPr>
           <w:p>
             <w:r>
               <w:rPr>
                 <w:color w:val="1F2937"/>
-                <w:sz w:val="20"/>
-                <w:szCs w:val="20"/>
               </w:rPr>
-              <w:t xml:space="preserve">Full text pulled from https://smicui.org/</w:t>
+              <w:t>Full text pulled fr</w:t>
+            </w:r>
+            <w:r>
+              <w:rPr>
+                <w:color w:val="1F2937"/>
+              </w:rPr>
+              <w:t>om https://smicui.org/</w:t>
             </w:r>
           </w:p>
         </w:tc>
         <w:tc>
           <w:tcPr>
-            <w:tcW w:type="dxa" w:w="3008"/>
-            <w:shd w:fill="FFFFFF" w:val="clear"/>
+            <w:tcW w:w="3008" w:type="dxa"/>
+            <w:shd w:val="clear" w:color="auto" w:fill="FFFFFF"/>
             <w:tcMar>
-              <w:top w:type="dxa" w:w="80"/>
-              <w:left w:type="dxa" w:w="110"/>
-              <w:bottom w:type="dxa" w:w="80"/>
-              <w:right w:type="dxa" w:w="110"/>
+              <w:top w:w="80" w:type="dxa"/>
+              <w:left w:w="110" w:type="dxa"/>
+              <w:bottom w:w="80" w:type="dxa"/>
+              <w:right w:w="110" w:type="dxa"/>
             </w:tcMar>
           </w:tcPr>
           <w:p>
             <w:r>
               <w:rPr>
                 <w:color w:val="1F2937"/>
-                <w:sz w:val="20"/>
-                <w:szCs w:val="20"/>
               </w:rPr>
-              <w:t xml:space="preserve">842 paragraphs of usable content: page titles, programme details, contact information, and footer text.</w:t>
+              <w:t xml:space="preserve">842 paragraphs of usable content: page titles, </w:t>
+            </w:r>
+            <w:proofErr w:type="spellStart"/>
+            <w:r>
+              <w:rPr>
+                <w:color w:val="1F2937"/>
+              </w:rPr>
+              <w:t>programme</w:t>
+            </w:r>
+            <w:proofErr w:type="spellEnd"/>
+            <w:r>
+              <w:rPr>
+                <w:color w:val="1F2937"/>
+              </w:rPr>
+              <w:t xml:space="preserve"> details, contact information, and footer text.</w:t>
             </w:r>
           </w:p>
         </w:tc>
       </w:tr>
       <w:tr>
+        <w:tblPrEx>
+          <w:tblCellMar>
+            <w:top w:w="0" w:type="dxa"/>
+            <w:bottom w:w="0" w:type="dxa"/>
+          </w:tblCellMar>
+        </w:tblPrEx>
         <w:trPr>
           <w:cantSplit/>
         </w:trPr>
         <w:tc>
           <w:tcPr>
-            <w:tcW w:type="dxa" w:w="3008"/>
-            <w:shd w:fill="EDF2F7" w:val="clear"/>
+            <w:tcW w:w="3008" w:type="dxa"/>
+            <w:shd w:val="clear" w:color="auto" w:fill="EDF2F7"/>
             <w:tcMar>
-              <w:top w:type="dxa" w:w="80"/>
-              <w:left w:type="dxa" w:w="110"/>
-              <w:bottom w:type="dxa" w:w="80"/>
-              <w:right w:type="dxa" w:w="110"/>
+              <w:top w:w="80" w:type="dxa"/>
+              <w:left w:w="110" w:type="dxa"/>
+              <w:bottom w:w="80" w:type="dxa"/>
+              <w:right w:w="110" w:type="dxa"/>
             </w:tcMar>
           </w:tcPr>
           <w:p>
             <w:r>
               <w:rPr>
                 <w:color w:val="1F2937"/>
-                <w:sz w:val="20"/>
-                <w:szCs w:val="20"/>
               </w:rPr>
-              <w:t xml:space="preserve">st_marys_content.docx</w:t>
+              <w:t>st_marys_content.docx</w:t>
             </w:r>
           </w:p>
         </w:tc>
         <w:tc>
           <w:tcPr>
-            <w:tcW w:type="dxa" w:w="3008"/>
-            <w:shd w:fill="EDF2F7" w:val="clear"/>
+            <w:tcW w:w="3008" w:type="dxa"/>
+            <w:shd w:val="clear" w:color="auto" w:fill="EDF2F7"/>
             <w:tcMar>
-              <w:top w:type="dxa" w:w="80"/>
-              <w:left w:type="dxa" w:w="110"/>
-              <w:bottom w:type="dxa" w:w="80"/>
-              <w:right w:type="dxa" w:w="110"/>
+              <w:top w:w="80" w:type="dxa"/>
+              <w:left w:w="110" w:type="dxa"/>
+              <w:bottom w:w="80" w:type="dxa"/>
+              <w:right w:w="110" w:type="dxa"/>
             </w:tcMar>
           </w:tcPr>
           <w:p>
             <w:r>
               <w:rPr>
                 <w:color w:val="1F2937"/>
-                <w:sz w:val="20"/>
-                <w:szCs w:val="20"/>
               </w:rPr>
-              <w:t xml:space="preserve">Text pulled from a different address (https://sms.smui-stmarys.org/)</w:t>
+              <w:t>Text pulled from a different address (https://sms.smui-stmarys.org/)</w:t>
             </w:r>
           </w:p>
         </w:tc>
         <w:tc>
           <w:tcPr>
-            <w:tcW w:type="dxa" w:w="3008"/>
-            <w:shd w:fill="EDF2F7" w:val="clear"/>
+            <w:tcW w:w="3008" w:type="dxa"/>
+            <w:shd w:val="clear" w:color="auto" w:fill="EDF2F7"/>
             <w:tcMar>
-              <w:top w:type="dxa" w:w="80"/>
-              <w:left w:type="dxa" w:w="110"/>
-              <w:bottom w:type="dxa" w:w="80"/>
-              <w:right w:type="dxa" w:w="110"/>
+              <w:top w:w="80" w:type="dxa"/>
+              <w:left w:w="110" w:type="dxa"/>
+              <w:bottom w:w="80" w:type="dxa"/>
+              <w:right w:w="110" w:type="dxa"/>
             </w:tcMar>
           </w:tcPr>
           <w:p>
             <w:r>
               <w:rPr>
                 <w:color w:val="1F2937"/>
-                <w:sz w:val="20"/>
-                <w:szCs w:val="20"/>
               </w:rPr>
-              <w:t xml:space="preserve">Only 3 short lines, repeating the site name and source link. Almost no real content was captured.</w:t>
+              <w:t>Only 3 short lines, repeating the site name and source link. Almost no real content was captured.</w:t>
             </w:r>
           </w:p>
         </w:tc>
@@ -633,9 +823,9 @@
       <w:pPr>
         <w:pStyle w:val="Heading1"/>
         <w:pBdr>
-          <w:bottom w:val="single" w:color="2C5F8A" w:sz="8" w:space="4"/>
+          <w:bottom w:val="single" w:sz="8" w:space="4" w:color="2C5F8A"/>
         </w:pBdr>
-        <w:spacing w:after="160" w:before="320"/>
+        <w:spacing w:before="320" w:after="160"/>
       </w:pPr>
       <w:r>
         <w:rPr>
@@ -645,33 +835,85 @@
           <w:sz w:val="28"/>
           <w:szCs w:val="28"/>
         </w:rPr>
-        <w:t xml:space="preserve">5. Key Findings and Evaluation</w:t>
-      </w:r>
-    </w:p>
-    <w:p>
-      <w:pPr>
-        <w:spacing w:after="140" w:line="268"/>
-      </w:pPr>
-      <w:r>
-        <w:rPr>
-          <w:color w:val="1F2937"/>
-          <w:sz w:val="22"/>
-          <w:szCs w:val="22"/>
-        </w:rPr>
-        <w:t xml:space="preserve">The script worked well on the main site (smicui.org): it pulled out 842 lines of text, including the college's welcome message, programme names (such as A-Level, IGCSE, and Bachelor's/Master's/PhD programmes), accommodation details, and contact information such as phone numbers and the campus address.</w:t>
-      </w:r>
-    </w:p>
-    <w:p>
-      <w:pPr>
-        <w:spacing w:after="140" w:line="268"/>
-      </w:pPr>
-      <w:r>
-        <w:rPr>
-          <w:color w:val="1F2937"/>
-          <w:sz w:val="22"/>
-          <w:szCs w:val="22"/>
-        </w:rPr>
-        <w:t xml:space="preserve">However, the second document (from a different address, sms.smui-stmarys.org) only captured 3 lines. This shows that the script does not work equally well on every page. It likely needs a longer wait time, or the second page loads its content differently and was not fully ready when the script read the page.</w:t>
+        <w:t>5. Key Findings and Evaluation</w:t>
+      </w:r>
+    </w:p>
+    <w:p>
+      <w:pPr>
+        <w:spacing w:after="140" w:line="268" w:lineRule="auto"/>
+      </w:pPr>
+      <w:r>
+        <w:rPr>
+          <w:color w:val="1F2937"/>
+          <w:sz w:val="22"/>
+          <w:szCs w:val="22"/>
+        </w:rPr>
+        <w:t xml:space="preserve">The script worked well on the main site (smicui.org): it pulled out 842 lines of text, including the college's welcome message, </w:t>
+      </w:r>
+      <w:proofErr w:type="spellStart"/>
+      <w:r>
+        <w:rPr>
+          <w:color w:val="1F2937"/>
+          <w:sz w:val="22"/>
+          <w:szCs w:val="22"/>
+        </w:rPr>
+        <w:t>programme</w:t>
+      </w:r>
+      <w:proofErr w:type="spellEnd"/>
+      <w:r>
+        <w:rPr>
+          <w:color w:val="1F2937"/>
+          <w:sz w:val="22"/>
+          <w:szCs w:val="22"/>
+        </w:rPr>
+        <w:t xml:space="preserve"> names (such as A-Level, IGCSE, and Bachelor's/Master's/PhD </w:t>
+      </w:r>
+      <w:proofErr w:type="spellStart"/>
+      <w:r>
+        <w:rPr>
+          <w:color w:val="1F2937"/>
+          <w:sz w:val="22"/>
+          <w:szCs w:val="22"/>
+        </w:rPr>
+        <w:t>programmes</w:t>
+      </w:r>
+      <w:proofErr w:type="spellEnd"/>
+      <w:r>
+        <w:rPr>
+          <w:color w:val="1F2937"/>
+          <w:sz w:val="22"/>
+          <w:szCs w:val="22"/>
+        </w:rPr>
+        <w:t>), accommodation details, and contact information</w:t>
+      </w:r>
+      <w:r>
+        <w:rPr>
+          <w:color w:val="1F2937"/>
+          <w:sz w:val="22"/>
+          <w:szCs w:val="22"/>
+        </w:rPr>
+        <w:t xml:space="preserve"> such as phone numbers and the campus address.</w:t>
+      </w:r>
+    </w:p>
+    <w:p>
+      <w:pPr>
+        <w:spacing w:after="140" w:line="268" w:lineRule="auto"/>
+      </w:pPr>
+      <w:r>
+        <w:rPr>
+          <w:color w:val="1F2937"/>
+          <w:sz w:val="22"/>
+          <w:szCs w:val="22"/>
+        </w:rPr>
+        <w:t xml:space="preserve">However, the second document (from a different address, sms.smui-stmarys.org) only captured 3 lines. This shows that the script does not work equally well on every page. It likely needs a longer wait time, or </w:t>
+      </w:r>
+      <w:r>
+        <w:rPr>
+          <w:color w:val="1F2937"/>
+          <w:sz w:val="22"/>
+          <w:szCs w:val="22"/>
+        </w:rPr>
+        <w:t>the second page loads its content differently and was not fully ready when the script read the page.</w:t>
       </w:r>
     </w:p>
     <w:p>
@@ -689,7 +931,7 @@
           <w:sz w:val="22"/>
           <w:szCs w:val="22"/>
         </w:rPr>
-        <w:t xml:space="preserve">Successful run: 842 lines of real content extracted and saved with correct structure (title, then body text).</w:t>
+        <w:t>Successful run: 842 lines of real content extracted and saved with correct structure (title, then body text).</w:t>
       </w:r>
     </w:p>
     <w:p>
@@ -707,7 +949,7 @@
           <w:sz w:val="22"/>
           <w:szCs w:val="22"/>
         </w:rPr>
-        <w:t xml:space="preserve">Weak run: only 3 lines extracted from a second address, suggesting the page was not fully loaded before the script read it.</w:t>
+        <w:t>Weak run: only 3 lines extracted from a second address, suggesting the page was not fully loaded before the script read it.</w:t>
       </w:r>
     </w:p>
     <w:p>
@@ -725,16 +967,16 @@
           <w:sz w:val="22"/>
           <w:szCs w:val="22"/>
         </w:rPr>
-        <w:t xml:space="preserve">The script keeps the original order of the text as it appears on the page, which makes the output easy to read.</w:t>
+        <w:t>The script keeps the original order of the text as it appears on the page, which makes the output easy to read.</w:t>
       </w:r>
     </w:p>
     <w:p>
       <w:pPr>
         <w:pStyle w:val="Heading1"/>
         <w:pBdr>
-          <w:bottom w:val="single" w:color="2C5F8A" w:sz="8" w:space="4"/>
+          <w:bottom w:val="single" w:sz="8" w:space="4" w:color="2C5F8A"/>
         </w:pBdr>
-        <w:spacing w:after="160" w:before="320"/>
+        <w:spacing w:before="320" w:after="160"/>
       </w:pPr>
       <w:r>
         <w:rPr>
@@ -744,7 +986,7 @@
           <w:sz w:val="28"/>
           <w:szCs w:val="28"/>
         </w:rPr>
-        <w:t xml:space="preserve">6. Challenges</w:t>
+        <w:t>6. Challenges</w:t>
       </w:r>
     </w:p>
     <w:p>
@@ -762,7 +1004,15 @@
           <w:sz w:val="22"/>
           <w:szCs w:val="22"/>
         </w:rPr>
-        <w:t xml:space="preserve">Fixed wait time: the script always waits exactly 5 seconds before reading the page. This worked for one address but was clearly not enough for the other, which returned almost no content.</w:t>
+        <w:t xml:space="preserve">Fixed </w:t>
+      </w:r>
+      <w:r>
+        <w:rPr>
+          <w:color w:val="1F2937"/>
+          <w:sz w:val="22"/>
+          <w:szCs w:val="22"/>
+        </w:rPr>
+        <w:t>wait time: the script always waits exactly 5 seconds before reading the page. This worked for one address but was clearly not enough for the other, which returned almost no content.</w:t>
       </w:r>
     </w:p>
     <w:p>
@@ -780,7 +1030,15 @@
           <w:sz w:val="22"/>
           <w:szCs w:val="22"/>
         </w:rPr>
-        <w:t xml:space="preserve">No error handling: if the page fails to load, loads slowly, or Chrome crashes, the script has no way to detect this or try again.</w:t>
+        <w:t>No error handling: if the page fails to load, loads slowly, or Chrome cras</w:t>
+      </w:r>
+      <w:r>
+        <w:rPr>
+          <w:color w:val="1F2937"/>
+          <w:sz w:val="22"/>
+          <w:szCs w:val="22"/>
+        </w:rPr>
+        <w:t>hes, the script has no way to detect this or try again.</w:t>
       </w:r>
     </w:p>
     <w:p>
@@ -798,7 +1056,7 @@
           <w:sz w:val="22"/>
           <w:szCs w:val="22"/>
         </w:rPr>
-        <w:t xml:space="preserve">Single page only: the script only visits one web address at a time. To capture the university's full website, it would need to be run again for every page or updated to follow links automatically.</w:t>
+        <w:t>Single page only: the script only visits one web address at a time. To capture the university's full website, it would need to be run again for every page or updated to follow links automatically.</w:t>
       </w:r>
     </w:p>
     <w:p>
@@ -816,7 +1074,15 @@
           <w:sz w:val="22"/>
           <w:szCs w:val="22"/>
         </w:rPr>
-        <w:t xml:space="preserve">No structure kept: all text is saved as plain paragraphs with no headings, so a reader cannot easily tell which lines came from the menu, the main content, or the footer.</w:t>
+        <w:t xml:space="preserve">No </w:t>
+      </w:r>
+      <w:r>
+        <w:rPr>
+          <w:color w:val="1F2937"/>
+          <w:sz w:val="22"/>
+          <w:szCs w:val="22"/>
+        </w:rPr>
+        <w:t>structure kept: all text is saved as plain paragraphs with no headings, so a reader cannot easily tell which lines came from the menu, the main content, or the footer.</w:t>
       </w:r>
     </w:p>
     <w:p>
@@ -834,16 +1100,24 @@
           <w:sz w:val="22"/>
           <w:szCs w:val="22"/>
         </w:rPr>
-        <w:t xml:space="preserve">Possible duplicate or noise text: because the script grabs all visible text on the page, it may also capture repeated menu items, cookie notices, or button labels (such as "Learn More" and "Apply Now") mixed in with the real content.</w:t>
+        <w:t>Possible duplicate or noise text: because the script grabs all visible text on the page,</w:t>
+      </w:r>
+      <w:r>
+        <w:rPr>
+          <w:color w:val="1F2937"/>
+          <w:sz w:val="22"/>
+          <w:szCs w:val="22"/>
+        </w:rPr>
+        <w:t xml:space="preserve"> it may also capture repeated menu items, cookie notices, or button labels (such as "Learn More" and "Apply Now") mixed in with the real content.</w:t>
       </w:r>
     </w:p>
     <w:p>
       <w:pPr>
         <w:pStyle w:val="Heading1"/>
         <w:pBdr>
-          <w:bottom w:val="single" w:color="2C5F8A" w:sz="8" w:space="4"/>
+          <w:bottom w:val="single" w:sz="8" w:space="4" w:color="2C5F8A"/>
         </w:pBdr>
-        <w:spacing w:after="160" w:before="320"/>
+        <w:spacing w:before="320" w:after="160"/>
       </w:pPr>
       <w:r>
         <w:rPr>
@@ -853,128 +1127,206 @@
           <w:sz w:val="28"/>
           <w:szCs w:val="28"/>
         </w:rPr>
-        <w:t xml:space="preserve">7. Conclusion</w:t>
-      </w:r>
-    </w:p>
-    <w:p>
-      <w:pPr>
-        <w:spacing w:after="140" w:line="268"/>
-      </w:pPr>
-      <w:r>
-        <w:rPr>
-          <w:color w:val="1F2937"/>
-          <w:sz w:val="22"/>
-          <w:szCs w:val="22"/>
-        </w:rPr>
-        <w:t xml:space="preserve">This project shows that a simple script can successfully copy a website's text into a Word document automatically, saving the time it would take to do this by hand. The result for the main St. Mary's site was strong, with 842 lines of real, usable content saved correctly.</w:t>
-      </w:r>
-    </w:p>
-    <w:p>
-      <w:pPr>
-        <w:spacing w:after="140" w:line="268"/>
-      </w:pPr>
-      <w:r>
-        <w:rPr>
-          <w:color w:val="1F2937"/>
-          <w:sz w:val="22"/>
-          <w:szCs w:val="22"/>
-        </w:rPr>
-        <w:t xml:space="preserve">At the same time, the second document shows the script is not yet reliable across different pages. Going forward, the script would benefit from a smarter wait (one that checks the page is really ready, instead of always waiting exactly 5 seconds), the ability to visit more than one page automatically, and some way to separate real content from repeated menu or button text.</w:t>
-      </w:r>
+        <w:t>7. Conclusion</w:t>
+      </w:r>
+    </w:p>
+    <w:p>
+      <w:pPr>
+        <w:spacing w:after="140" w:line="268" w:lineRule="auto"/>
+      </w:pPr>
+      <w:r>
+        <w:rPr>
+          <w:color w:val="1F2937"/>
+          <w:sz w:val="22"/>
+          <w:szCs w:val="22"/>
+        </w:rPr>
+        <w:t>This project shows that a simple script can successfully copy a website's text into a Word docum</w:t>
+      </w:r>
+      <w:r>
+        <w:rPr>
+          <w:color w:val="1F2937"/>
+          <w:sz w:val="22"/>
+          <w:szCs w:val="22"/>
+        </w:rPr>
+        <w:t>ent automatically, saving the time it would take to do this by hand. The result for the main St. Mary's site was strong, with 842 lines of real, usable content saved correctly.</w:t>
+      </w:r>
+    </w:p>
+    <w:p>
+      <w:pPr>
+        <w:spacing w:after="140" w:line="268" w:lineRule="auto"/>
+        <w:rPr>
+          <w:color w:val="1F2937"/>
+          <w:sz w:val="22"/>
+          <w:szCs w:val="22"/>
+        </w:rPr>
+      </w:pPr>
+      <w:r>
+        <w:rPr>
+          <w:color w:val="1F2937"/>
+          <w:sz w:val="22"/>
+          <w:szCs w:val="22"/>
+        </w:rPr>
+        <w:t>At the same time, the second document shows the script is not yet reliable acro</w:t>
+      </w:r>
+      <w:r>
+        <w:rPr>
+          <w:color w:val="1F2937"/>
+          <w:sz w:val="22"/>
+          <w:szCs w:val="22"/>
+        </w:rPr>
+        <w:t>ss different pages. Going forward, the script would benefit from a smarter wait (one that checks the page is really ready, instead of always waiting exactly 5 seconds), the ability to visit more than one page automatically, and some way to separate real co</w:t>
+      </w:r>
+      <w:r>
+        <w:rPr>
+          <w:color w:val="1F2937"/>
+          <w:sz w:val="22"/>
+          <w:szCs w:val="22"/>
+        </w:rPr>
+        <w:t>ntent from repeated menu or button text.</w:t>
+      </w:r>
+    </w:p>
+    <w:p>
+      <w:pPr>
+        <w:spacing w:after="140" w:line="268" w:lineRule="auto"/>
+        <w:rPr>
+          <w:color w:val="1F2937"/>
+          <w:sz w:val="22"/>
+          <w:szCs w:val="22"/>
+        </w:rPr>
+      </w:pPr>
+      <w:r>
+        <w:rPr>
+          <w:color w:val="1F2937"/>
+          <w:sz w:val="22"/>
+          <w:szCs w:val="22"/>
+        </w:rPr>
+        <w:lastRenderedPageBreak/>
+        <w:t xml:space="preserve">8. </w:t>
+      </w:r>
+      <w:proofErr w:type="spellStart"/>
+      <w:r>
+        <w:rPr>
+          <w:color w:val="1F2937"/>
+          <w:sz w:val="22"/>
+          <w:szCs w:val="22"/>
+        </w:rPr>
+        <w:t>gitbublink</w:t>
+      </w:r>
+      <w:proofErr w:type="spellEnd"/>
+      <w:r>
+        <w:rPr>
+          <w:color w:val="1F2937"/>
+          <w:sz w:val="22"/>
+          <w:szCs w:val="22"/>
+        </w:rPr>
+        <w:t>:</w:t>
+      </w:r>
+    </w:p>
+    <w:p>
+      <w:pPr>
+        <w:spacing w:after="140" w:line="268" w:lineRule="auto"/>
+        <w:rPr>
+          <w:color w:val="1F2937"/>
+          <w:sz w:val="22"/>
+          <w:szCs w:val="22"/>
+        </w:rPr>
+      </w:pPr>
+      <w:r>
+        <w:rPr>
+          <w:color w:val="1F2937"/>
+          <w:sz w:val="22"/>
+          <w:szCs w:val="22"/>
+        </w:rPr>
+        <w:t>Link:</w:t>
+      </w:r>
+      <w:r>
+        <w:t xml:space="preserve"> </w:t>
+      </w:r>
+      <w:r>
+        <w:rPr>
+          <w:color w:val="1F2937"/>
+          <w:sz w:val="22"/>
+          <w:szCs w:val="22"/>
+        </w:rPr>
+        <w:t>https://github.com/kemmy-kk-web/all-mini_projects/tree/master/beotifulsoup</w:t>
+      </w:r>
+    </w:p>
+    <w:p>
+      <w:pPr>
+        <w:spacing w:after="140" w:line="268" w:lineRule="auto"/>
+      </w:pPr>
     </w:p>
     <w:sectPr>
-      <w:pgSz w:w="12240" w:h="15840" w:orient="portrait"/>
+      <w:pgSz w:w="12240" w:h="15840"/>
       <w:pgMar w:top="1080" w:right="1080" w:bottom="1080" w:left="1080" w:header="708" w:footer="708" w:gutter="0"/>
-      <w:pgNumType/>
+      <w:cols w:space="720"/>
       <w:docGrid w:linePitch="360"/>
     </w:sectPr>
   </w:body>
 </w:document>
 </file>
 
-<file path=word/comments.xml><?xml version="1.0" encoding="utf-8"?>
-<w:comments xmlns:cx="http://schemas.microsoft.com/office/drawing/2014/chartex" xmlns:cx1="http://schemas.microsoft.com/office/drawing/2015/9/8/chartex" xmlns:cx2="http://schemas.microsoft.com/office/drawing/2015/10/21/chartex" xmlns:cx3="http://schemas.microsoft.com/office/drawing/2016/5/9/chartex" xmlns:cx4="http://schemas.microsoft.com/office/drawing/2016/5/10/chartex" xmlns:cx5="http://schemas.microsoft.com/office/drawing/2016/5/11/chartex" xmlns:cx6="http://schemas.microsoft.com/office/drawing/2016/5/12/chartex" xmlns:cx7="http://schemas.microsoft.com/office/drawing/2016/5/13/chartex" xmlns:cx8="http://schemas.microsoft.com/office/drawing/2016/5/14/chartex" xmlns:mc="http://schemas.openxmlformats.org/markup-compatibility/2006" xmlns:aink="http://schemas.microsoft.com/office/drawing/2016/ink" xmlns:am3d="http://schemas.microsoft.com/office/drawing/2017/model3d" xmlns:o="urn:schemas-microsoft-com:office:office" xmlns:r="http://schemas.openxmlformats.org/officeDocument/2006/relationships" xmlns:m="http://schemas.openxmlformats.org/officeDocument/2006/math" xmlns:v="urn:schemas-microsoft-com:vml" xmlns:wp14="http://schemas.microsoft.com/office/word/2010/wordprocessingDrawing" xmlns:wp="http://schemas.openxmlformats.org/drawingml/2006/wordprocessingDrawing" xmlns:w10="urn:schemas-microsoft-com:office:word" xmlns:w="http://schemas.openxmlformats.org/wordprocessingml/2006/main" xmlns:w14="http://schemas.microsoft.com/office/word/2010/wordml" xmlns:w15="http://schemas.microsoft.com/office/word/2012/wordml" xmlns:w16cex="http://schemas.microsoft.com/office/word/2018/wordml/cex" xmlns:w16cid="http://schemas.microsoft.com/office/word/2016/wordml/cid" xmlns:w16="http://schemas.microsoft.com/office/word/2018/wordml" xmlns:w16sdtdh="http://schemas.microsoft.com/office/word/2020/wordml/sdtdatahash" xmlns:w16se="http://schemas.microsoft.com/office/word/2015/wordml/symex" xmlns:wpg="http://schemas.microsoft.com/office/word/2010/wordprocessingGroup" xmlns:wpi="http://schemas.microsoft.com/office/word/2010/wordprocessingInk" xmlns:wne="http://schemas.microsoft.com/office/word/2006/wordml" xmlns:wps="http://schemas.microsoft.com/office/word/2010/wordprocessingShape"/>
-</file>
-
-<file path=word/endnotes.xml><?xml version="1.0" encoding="utf-8"?>
-<w:endnotes xmlns:wpc="http://schemas.microsoft.com/office/word/2010/wordprocessingCanvas" xmlns:mc="http://schemas.openxmlformats.org/markup-compatibility/2006" xmlns:o="urn:schemas-microsoft-com:office:office" xmlns:r="http://schemas.openxmlformats.org/officeDocument/2006/relationships" xmlns:m="http://schemas.openxmlformats.org/officeDocument/2006/math" xmlns:v="urn:schemas-microsoft-com:vml" xmlns:wp14="http://schemas.microsoft.com/office/word/2010/wordprocessingDrawing" xmlns:wp="http://schemas.openxmlformats.org/drawingml/2006/wordprocessingDrawing" xmlns:w10="urn:schemas-microsoft-com:office:word" xmlns:w="http://schemas.openxmlformats.org/wordprocessingml/2006/main" xmlns:w14="http://schemas.microsoft.com/office/word/2010/wordml" xmlns:w15="http://schemas.microsoft.com/office/word/2012/wordml" xmlns:wpg="http://schemas.microsoft.com/office/word/2010/wordprocessingGroup" xmlns:wpi="http://schemas.microsoft.com/office/word/2010/wordprocessingInk" xmlns:wne="http://schemas.microsoft.com/office/word/2006/wordml" xmlns:wps="http://schemas.microsoft.com/office/word/2010/wordprocessingShape" mc:Ignorable="w14 w15 wp14">
-  <w:endnote w:type="separator" w:id="-1">
-    <w:p>
-      <w:pPr>
-        <w:spacing w:after="0" w:line="240" w:lineRule="auto"/>
-      </w:pPr>
-      <w:r>
-        <w:rPr>
-          <w:rStyle w:val="EndnoteReference"/>
-        </w:rPr>
-        <w:endnoteRef/>
-      </w:r>
-      <w:r>
-        <w:separator/>
-      </w:r>
-    </w:p>
-  </w:endnote>
-  <w:endnote w:type="continuationSeparator" w:id="0">
-    <w:p>
-      <w:pPr>
-        <w:spacing w:after="0" w:line="240" w:lineRule="auto"/>
-      </w:pPr>
-      <w:r>
-        <w:rPr>
-          <w:rStyle w:val="EndnoteReference"/>
-        </w:rPr>
-        <w:endnoteRef/>
-      </w:r>
-      <w:r>
-        <w:continuationSeparator/>
-      </w:r>
-    </w:p>
-  </w:endnote>
-</w:endnotes>
-</file>
-
-<file path=word/footnotes.xml><?xml version="1.0" encoding="utf-8"?>
-<w:footnotes xmlns:wpc="http://schemas.microsoft.com/office/word/2010/wordprocessingCanvas" xmlns:mc="http://schemas.openxmlformats.org/markup-compatibility/2006" xmlns:o="urn:schemas-microsoft-com:office:office" xmlns:r="http://schemas.openxmlformats.org/officeDocument/2006/relationships" xmlns:m="http://schemas.openxmlformats.org/officeDocument/2006/math" xmlns:v="urn:schemas-microsoft-com:vml" xmlns:wp14="http://schemas.microsoft.com/office/word/2010/wordprocessingDrawing" xmlns:wp="http://schemas.openxmlformats.org/drawingml/2006/wordprocessingDrawing" xmlns:w10="urn:schemas-microsoft-com:office:word" xmlns:w="http://schemas.openxmlformats.org/wordprocessingml/2006/main" xmlns:w14="http://schemas.microsoft.com/office/word/2010/wordml" xmlns:w15="http://schemas.microsoft.com/office/word/2012/wordml" xmlns:wpg="http://schemas.microsoft.com/office/word/2010/wordprocessingGroup" xmlns:wpi="http://schemas.microsoft.com/office/word/2010/wordprocessingInk" xmlns:wne="http://schemas.microsoft.com/office/word/2006/wordml" xmlns:wps="http://schemas.microsoft.com/office/word/2010/wordprocessingShape" mc:Ignorable="w14 w15 wp14">
-  <w:footnote w:type="separator" w:id="-1">
-    <w:p>
-      <w:pPr>
-        <w:spacing w:after="0" w:line="240" w:lineRule="auto"/>
-      </w:pPr>
-      <w:r>
-        <w:rPr>
-          <w:rStyle w:val="FootnoteReference"/>
-        </w:rPr>
-        <w:footnoteRef/>
-      </w:r>
-      <w:r>
-        <w:separator/>
-      </w:r>
-    </w:p>
-  </w:footnote>
-  <w:footnote w:type="continuationSeparator" w:id="0">
-    <w:p>
-      <w:pPr>
-        <w:spacing w:after="0" w:line="240" w:lineRule="auto"/>
-      </w:pPr>
-      <w:r>
-        <w:rPr>
-          <w:rStyle w:val="FootnoteReference"/>
-        </w:rPr>
-        <w:footnoteRef/>
-      </w:r>
-      <w:r>
-        <w:continuationSeparator/>
-      </w:r>
-    </w:p>
-  </w:footnote>
-</w:footnotes>
-</file>
-
 <file path=word/numbering.xml><?xml version="1.0" encoding="utf-8"?>
-<w:numbering xmlns:wpc="http://schemas.microsoft.com/office/word/2010/wordprocessingCanvas" xmlns:mc="http://schemas.openxmlformats.org/markup-compatibility/2006" xmlns:o="urn:schemas-microsoft-com:office:office" xmlns:r="http://schemas.openxmlformats.org/officeDocument/2006/relationships" xmlns:m="http://schemas.openxmlformats.org/officeDocument/2006/math" xmlns:v="urn:schemas-microsoft-com:vml" xmlns:wp14="http://schemas.microsoft.com/office/word/2010/wordprocessingDrawing" xmlns:wp="http://schemas.openxmlformats.org/drawingml/2006/wordprocessingDrawing" xmlns:w10="urn:schemas-microsoft-com:office:word" xmlns:w="http://schemas.openxmlformats.org/wordprocessingml/2006/main" xmlns:w14="http://schemas.microsoft.com/office/word/2010/wordml" xmlns:w15="http://schemas.microsoft.com/office/word/2012/wordml" xmlns:wpg="http://schemas.microsoft.com/office/word/2010/wordprocessingGroup" xmlns:wpi="http://schemas.microsoft.com/office/word/2010/wordprocessingInk" xmlns:wne="http://schemas.microsoft.com/office/word/2006/wordml" xmlns:wps="http://schemas.microsoft.com/office/word/2010/wordprocessingShape" mc:Ignorable="w14 w15 wp14">
+<w:numbering xmlns:wpc="http://schemas.microsoft.com/office/word/2010/wordprocessingCanvas" xmlns:cx="http://schemas.microsoft.com/office/drawing/2014/chartex" xmlns:cx1="http://schemas.microsoft.com/office/drawing/2015/9/8/chartex" xmlns:cx2="http://schemas.microsoft.com/office/drawing/2015/10/21/chartex" xmlns:cx3="http://schemas.microsoft.com/office/drawing/2016/5/9/chartex" xmlns:cx4="http://schemas.microsoft.com/office/drawing/2016/5/10/chartex" xmlns:cx5="http://schemas.microsoft.com/office/drawing/2016/5/11/chartex" xmlns:cx6="http://schemas.microsoft.com/office/drawing/2016/5/12/chartex" xmlns:cx7="http://schemas.microsoft.com/office/drawing/2016/5/13/chartex" xmlns:cx8="http://schemas.microsoft.com/office/drawing/2016/5/14/chartex" xmlns:mc="http://schemas.openxmlformats.org/markup-compatibility/2006" xmlns:aink="http://schemas.microsoft.com/office/drawing/2016/ink" xmlns:am3d="http://schemas.microsoft.com/office/drawing/2017/model3d" xmlns:o="urn:schemas-microsoft-com:office:office" xmlns:r="http://schemas.openxmlformats.org/officeDocument/2006/relationships" xmlns:m="http://schemas.openxmlformats.org/officeDocument/2006/math" xmlns:v="urn:schemas-microsoft-com:vml" xmlns:wp14="http://schemas.microsoft.com/office/word/2010/wordprocessingDrawing" xmlns:wp="http://schemas.openxmlformats.org/drawingml/2006/wordprocessingDrawing" xmlns:w10="urn:schemas-microsoft-com:office:word" xmlns:w="http://schemas.openxmlformats.org/wordprocessingml/2006/main" xmlns:w14="http://schemas.microsoft.com/office/word/2010/wordml" xmlns:w15="http://schemas.microsoft.com/office/word/2012/wordml" xmlns:w16cex="http://schemas.microsoft.com/office/word/2018/wordml/cex" xmlns:w16cid="http://schemas.microsoft.com/office/word/2016/wordml/cid" xmlns:w16="http://schemas.microsoft.com/office/word/2018/wordml" xmlns:w16sdtdh="http://schemas.microsoft.com/office/word/2020/wordml/sdtdatahash" xmlns:w16se="http://schemas.microsoft.com/office/word/2015/wordml/symex" xmlns:wpg="http://schemas.microsoft.com/office/word/2010/wordprocessingGroup" xmlns:wpi="http://schemas.microsoft.com/office/word/2010/wordprocessingInk" xmlns:wne="http://schemas.microsoft.com/office/word/2006/wordml" xmlns:wps="http://schemas.microsoft.com/office/word/2010/wordprocessingShape" mc:Ignorable="w14 w15 w16se w16cid w16 w16cex w16sdtdh wp14">
+  <w:abstractNum w:abstractNumId="0" w15:restartNumberingAfterBreak="0">
+    <w:nsid w:val="2CCA7B25"/>
+    <w:multiLevelType w:val="hybridMultilevel"/>
+    <w:tmpl w:val="3C7272D6"/>
+    <w:lvl w:ilvl="0" w:tplc="FEB40CF8">
+      <w:start w:val="1"/>
+      <w:numFmt w:val="bullet"/>
+      <w:lvlText w:val="•"/>
+      <w:lvlJc w:val="left"/>
+      <w:pPr>
+        <w:ind w:left="420" w:hanging="260"/>
+      </w:pPr>
+    </w:lvl>
+    <w:lvl w:ilvl="1" w:tplc="F4D639C4">
+      <w:numFmt w:val="decimal"/>
+      <w:lvlText w:val=""/>
+      <w:lvlJc w:val="left"/>
+    </w:lvl>
+    <w:lvl w:ilvl="2" w:tplc="8EE0B348">
+      <w:numFmt w:val="decimal"/>
+      <w:lvlText w:val=""/>
+      <w:lvlJc w:val="left"/>
+    </w:lvl>
+    <w:lvl w:ilvl="3" w:tplc="83AA86BC">
+      <w:numFmt w:val="decimal"/>
+      <w:lvlText w:val=""/>
+      <w:lvlJc w:val="left"/>
+    </w:lvl>
+    <w:lvl w:ilvl="4" w:tplc="6AA6F5FC">
+      <w:numFmt w:val="decimal"/>
+      <w:lvlText w:val=""/>
+      <w:lvlJc w:val="left"/>
+    </w:lvl>
+    <w:lvl w:ilvl="5" w:tplc="5F22F83A">
+      <w:numFmt w:val="decimal"/>
+      <w:lvlText w:val=""/>
+      <w:lvlJc w:val="left"/>
+    </w:lvl>
+    <w:lvl w:ilvl="6" w:tplc="5E3A624E">
+      <w:numFmt w:val="decimal"/>
+      <w:lvlText w:val=""/>
+      <w:lvlJc w:val="left"/>
+    </w:lvl>
+    <w:lvl w:ilvl="7" w:tplc="C48837AE">
+      <w:numFmt w:val="decimal"/>
+      <w:lvlText w:val=""/>
+      <w:lvlJc w:val="left"/>
+    </w:lvl>
+    <w:lvl w:ilvl="8" w:tplc="6CEAC1E2">
+      <w:numFmt w:val="decimal"/>
+      <w:lvlText w:val=""/>
+      <w:lvlJc w:val="left"/>
+    </w:lvl>
+  </w:abstractNum>
   <w:abstractNum w:abstractNumId="1" w15:restartNumberingAfterBreak="0">
+    <w:nsid w:val="612336E6"/>
     <w:multiLevelType w:val="hybridMultilevel"/>
-    <w:lvl w:ilvl="0" w15:tentative="1">
+    <w:tmpl w:val="8BACDB1A"/>
+    <w:lvl w:ilvl="0" w:tplc="183878F4">
       <w:start w:val="1"/>
       <w:numFmt w:val="bullet"/>
       <w:lvlText w:val="●"/>
@@ -983,7 +1335,7 @@
         <w:ind w:left="720" w:hanging="360"/>
       </w:pPr>
     </w:lvl>
-    <w:lvl w:ilvl="1" w15:tentative="1">
+    <w:lvl w:ilvl="1" w:tplc="96549212">
       <w:start w:val="1"/>
       <w:numFmt w:val="bullet"/>
       <w:lvlText w:val="○"/>
@@ -992,7 +1344,7 @@
         <w:ind w:left="1440" w:hanging="360"/>
       </w:pPr>
     </w:lvl>
-    <w:lvl w:ilvl="2" w15:tentative="1">
+    <w:lvl w:ilvl="2" w:tplc="4CB04F80">
       <w:start w:val="1"/>
       <w:numFmt w:val="bullet"/>
       <w:lvlText w:val="■"/>
@@ -1001,7 +1353,7 @@
         <w:ind w:left="2160" w:hanging="360"/>
       </w:pPr>
     </w:lvl>
-    <w:lvl w:ilvl="3" w15:tentative="1">
+    <w:lvl w:ilvl="3" w:tplc="3E3261E0">
       <w:start w:val="1"/>
       <w:numFmt w:val="bullet"/>
       <w:lvlText w:val="●"/>
@@ -1010,7 +1362,7 @@
         <w:ind w:left="2880" w:hanging="360"/>
       </w:pPr>
     </w:lvl>
-    <w:lvl w:ilvl="4" w15:tentative="1">
+    <w:lvl w:ilvl="4" w:tplc="25766EDE">
       <w:start w:val="1"/>
       <w:numFmt w:val="bullet"/>
       <w:lvlText w:val="○"/>
@@ -1019,7 +1371,7 @@
         <w:ind w:left="3600" w:hanging="360"/>
       </w:pPr>
     </w:lvl>
-    <w:lvl w:ilvl="5" w15:tentative="1">
+    <w:lvl w:ilvl="5" w:tplc="AC3C2516">
       <w:start w:val="1"/>
       <w:numFmt w:val="bullet"/>
       <w:lvlText w:val="■"/>
@@ -1028,7 +1380,7 @@
         <w:ind w:left="4320" w:hanging="360"/>
       </w:pPr>
     </w:lvl>
-    <w:lvl w:ilvl="6" w15:tentative="1">
+    <w:lvl w:ilvl="6" w:tplc="36166722">
       <w:start w:val="1"/>
       <w:numFmt w:val="bullet"/>
       <w:lvlText w:val="●"/>
@@ -1037,7 +1389,7 @@
         <w:ind w:left="5040" w:hanging="360"/>
       </w:pPr>
     </w:lvl>
-    <w:lvl w:ilvl="7" w15:tentative="1">
+    <w:lvl w:ilvl="7" w:tplc="04A0ECD2">
       <w:start w:val="1"/>
       <w:numFmt w:val="bullet"/>
       <w:lvlText w:val="●"/>
@@ -1046,25 +1398,13 @@
         <w:ind w:left="5760" w:hanging="360"/>
       </w:pPr>
     </w:lvl>
-    <w:lvl w:ilvl="8" w15:tentative="1">
+    <w:lvl w:ilvl="8" w:tplc="E36E8478">
       <w:start w:val="1"/>
       <w:numFmt w:val="bullet"/>
       <w:lvlText w:val="●"/>
       <w:lvlJc w:val="left"/>
       <w:pPr>
         <w:ind w:left="6480" w:hanging="360"/>
-      </w:pPr>
-    </w:lvl>
-  </w:abstractNum>
-  <w:abstractNum w:abstractNumId="2" w15:restartNumberingAfterBreak="0">
-    <w:multiLevelType w:val="hybridMultilevel"/>
-    <w:lvl w:ilvl="0" w15:tentative="1">
-      <w:start w:val="1"/>
-      <w:numFmt w:val="bullet"/>
-      <w:lvlText w:val="•"/>
-      <w:lvlJc w:val="left"/>
-      <w:pPr>
-        <w:ind w:left="420" w:hanging="260"/>
       </w:pPr>
     </w:lvl>
   </w:abstractNum>
@@ -1075,7 +1415,7 @@
     </w:lvlOverride>
   </w:num>
   <w:num w:numId="2">
-    <w:abstractNumId w:val="2"/>
+    <w:abstractNumId w:val="0"/>
     <w:lvlOverride w:ilvl="0">
       <w:startOverride w:val="1"/>
     </w:lvlOverride>
@@ -1084,26 +1424,405 @@
 </file>
 
 <file path=word/styles.xml><?xml version="1.0" encoding="utf-8"?>
-<w:styles xmlns:mc="http://schemas.openxmlformats.org/markup-compatibility/2006" xmlns:r="http://schemas.openxmlformats.org/officeDocument/2006/relationships" xmlns:w="http://schemas.openxmlformats.org/wordprocessingml/2006/main" xmlns:w14="http://schemas.microsoft.com/office/word/2010/wordml" xmlns:w15="http://schemas.microsoft.com/office/word/2012/wordml" mc:Ignorable="w14 w15">
+<w:styles xmlns:mc="http://schemas.openxmlformats.org/markup-compatibility/2006" xmlns:r="http://schemas.openxmlformats.org/officeDocument/2006/relationships" xmlns:w="http://schemas.openxmlformats.org/wordprocessingml/2006/main" xmlns:w14="http://schemas.microsoft.com/office/word/2010/wordml" xmlns:w15="http://schemas.microsoft.com/office/word/2012/wordml" xmlns:w16cex="http://schemas.microsoft.com/office/word/2018/wordml/cex" xmlns:w16cid="http://schemas.microsoft.com/office/word/2016/wordml/cid" xmlns:w16="http://schemas.microsoft.com/office/word/2018/wordml" xmlns:w16sdtdh="http://schemas.microsoft.com/office/word/2020/wordml/sdtdatahash" xmlns:w16se="http://schemas.microsoft.com/office/word/2015/wordml/symex" mc:Ignorable="w14 w15 w16se w16cid w16 w16cex w16sdtdh">
   <w:docDefaults>
-    <w:rPrDefault/>
+    <w:rPrDefault>
+      <w:rPr>
+        <w:rFonts w:ascii="Times New Roman" w:eastAsia="Times New Roman" w:hAnsi="Times New Roman" w:cs="Times New Roman"/>
+        <w:lang w:val="en-US" w:eastAsia="en-US" w:bidi="ar-SA"/>
+      </w:rPr>
+    </w:rPrDefault>
     <w:pPrDefault/>
   </w:docDefaults>
-  <w:style w:type="paragraph" w:styleId="Title">
-    <w:name w:val="Title"/>
-    <w:basedOn w:val="Normal"/>
-    <w:next w:val="Normal"/>
+  <w:latentStyles w:defLockedState="0" w:defUIPriority="99" w:defSemiHidden="0" w:defUnhideWhenUsed="0" w:defQFormat="0" w:count="376">
+    <w:lsdException w:name="Normal" w:uiPriority="0" w:qFormat="1"/>
+    <w:lsdException w:name="heading 1" w:uiPriority="9" w:qFormat="1"/>
+    <w:lsdException w:name="heading 2" w:semiHidden="1" w:uiPriority="9" w:unhideWhenUsed="1" w:qFormat="1"/>
+    <w:lsdException w:name="heading 3" w:semiHidden="1" w:uiPriority="9" w:unhideWhenUsed="1" w:qFormat="1"/>
+    <w:lsdException w:name="heading 4" w:semiHidden="1" w:uiPriority="9" w:unhideWhenUsed="1" w:qFormat="1"/>
+    <w:lsdException w:name="heading 5" w:semiHidden="1" w:uiPriority="9" w:unhideWhenUsed="1" w:qFormat="1"/>
+    <w:lsdException w:name="heading 6" w:semiHidden="1" w:uiPriority="9" w:unhideWhenUsed="1" w:qFormat="1"/>
+    <w:lsdException w:name="heading 7" w:semiHidden="1" w:uiPriority="9" w:unhideWhenUsed="1" w:qFormat="1"/>
+    <w:lsdException w:name="heading 8" w:semiHidden="1" w:uiPriority="9" w:unhideWhenUsed="1" w:qFormat="1"/>
+    <w:lsdException w:name="heading 9" w:semiHidden="1" w:uiPriority="9" w:unhideWhenUsed="1" w:qFormat="1"/>
+    <w:lsdException w:name="index 1" w:semiHidden="1" w:unhideWhenUsed="1"/>
+    <w:lsdException w:name="index 2" w:semiHidden="1" w:unhideWhenUsed="1"/>
+    <w:lsdException w:name="index 3" w:semiHidden="1" w:unhideWhenUsed="1"/>
+    <w:lsdException w:name="index 4" w:semiHidden="1" w:unhideWhenUsed="1"/>
+    <w:lsdException w:name="index 5" w:semiHidden="1" w:unhideWhenUsed="1"/>
+    <w:lsdException w:name="index 6" w:semiHidden="1" w:unhideWhenUsed="1"/>
+    <w:lsdException w:name="index 7" w:semiHidden="1" w:unhideWhenUsed="1"/>
+    <w:lsdException w:name="index 8" w:semiHidden="1" w:unhideWhenUsed="1"/>
+    <w:lsdException w:name="index 9" w:semiHidden="1" w:unhideWhenUsed="1"/>
+    <w:lsdException w:name="toc 1" w:semiHidden="1" w:uiPriority="39" w:unhideWhenUsed="1"/>
+    <w:lsdException w:name="toc 2" w:semiHidden="1" w:uiPriority="39" w:unhideWhenUsed="1"/>
+    <w:lsdException w:name="toc 3" w:semiHidden="1" w:uiPriority="39" w:unhideWhenUsed="1"/>
+    <w:lsdException w:name="toc 4" w:semiHidden="1" w:uiPriority="39" w:unhideWhenUsed="1"/>
+    <w:lsdException w:name="toc 5" w:semiHidden="1" w:uiPriority="39" w:unhideWhenUsed="1"/>
+    <w:lsdException w:name="toc 6" w:semiHidden="1" w:uiPriority="39" w:unhideWhenUsed="1"/>
+    <w:lsdException w:name="toc 7" w:semiHidden="1" w:uiPriority="39" w:unhideWhenUsed="1"/>
+    <w:lsdException w:name="toc 8" w:semiHidden="1" w:uiPriority="39" w:unhideWhenUsed="1"/>
+    <w:lsdException w:name="toc 9" w:semiHidden="1" w:uiPriority="39" w:unhideWhenUsed="1"/>
+    <w:lsdException w:name="Normal Indent" w:semiHidden="1" w:unhideWhenUsed="1"/>
+    <w:lsdException w:name="footnote text" w:semiHidden="1" w:unhideWhenUsed="1"/>
+    <w:lsdException w:name="annotation text" w:semiHidden="1" w:unhideWhenUsed="1"/>
+    <w:lsdException w:name="header" w:semiHidden="1" w:unhideWhenUsed="1"/>
+    <w:lsdException w:name="footer" w:semiHidden="1" w:unhideWhenUsed="1"/>
+    <w:lsdException w:name="index heading" w:semiHidden="1" w:unhideWhenUsed="1"/>
+    <w:lsdException w:name="caption" w:semiHidden="1" w:uiPriority="35" w:unhideWhenUsed="1" w:qFormat="1"/>
+    <w:lsdException w:name="table of figures" w:semiHidden="1" w:unhideWhenUsed="1"/>
+    <w:lsdException w:name="envelope address" w:semiHidden="1" w:unhideWhenUsed="1"/>
+    <w:lsdException w:name="envelope return" w:semiHidden="1" w:unhideWhenUsed="1"/>
+    <w:lsdException w:name="footnote reference" w:semiHidden="1" w:unhideWhenUsed="1"/>
+    <w:lsdException w:name="annotation reference" w:semiHidden="1" w:unhideWhenUsed="1"/>
+    <w:lsdException w:name="line number" w:semiHidden="1" w:unhideWhenUsed="1"/>
+    <w:lsdException w:name="page number" w:semiHidden="1" w:unhideWhenUsed="1"/>
+    <w:lsdException w:name="endnote reference" w:semiHidden="1" w:unhideWhenUsed="1"/>
+    <w:lsdException w:name="endnote text" w:semiHidden="1" w:unhideWhenUsed="1"/>
+    <w:lsdException w:name="table of authorities" w:semiHidden="1" w:unhideWhenUsed="1"/>
+    <w:lsdException w:name="macro" w:semiHidden="1" w:unhideWhenUsed="1"/>
+    <w:lsdException w:name="toa heading" w:semiHidden="1" w:unhideWhenUsed="1"/>
+    <w:lsdException w:name="List" w:semiHidden="1" w:unhideWhenUsed="1"/>
+    <w:lsdException w:name="List Bullet" w:semiHidden="1" w:unhideWhenUsed="1"/>
+    <w:lsdException w:name="List Number" w:semiHidden="1" w:unhideWhenUsed="1"/>
+    <w:lsdException w:name="List 2" w:semiHidden="1" w:unhideWhenUsed="1"/>
+    <w:lsdException w:name="List 3" w:semiHidden="1" w:unhideWhenUsed="1"/>
+    <w:lsdException w:name="List 4" w:semiHidden="1" w:unhideWhenUsed="1"/>
+    <w:lsdException w:name="List 5" w:semiHidden="1" w:unhideWhenUsed="1"/>
+    <w:lsdException w:name="List Bullet 2" w:semiHidden="1" w:unhideWhenUsed="1"/>
+    <w:lsdException w:name="List Bullet 3" w:semiHidden="1" w:unhideWhenUsed="1"/>
+    <w:lsdException w:name="List Bullet 4" w:semiHidden="1" w:unhideWhenUsed="1"/>
+    <w:lsdException w:name="List Bullet 5" w:semiHidden="1" w:unhideWhenUsed="1"/>
+    <w:lsdException w:name="List Number 2" w:semiHidden="1" w:unhideWhenUsed="1"/>
+    <w:lsdException w:name="List Number 3" w:semiHidden="1" w:unhideWhenUsed="1"/>
+    <w:lsdException w:name="List Number 4" w:semiHidden="1" w:unhideWhenUsed="1"/>
+    <w:lsdException w:name="List Number 5" w:semiHidden="1" w:unhideWhenUsed="1"/>
+    <w:lsdException w:name="Title" w:uiPriority="10" w:qFormat="1"/>
+    <w:lsdException w:name="Closing" w:semiHidden="1" w:unhideWhenUsed="1"/>
+    <w:lsdException w:name="Signature" w:semiHidden="1" w:unhideWhenUsed="1"/>
+    <w:lsdException w:name="Default Paragraph Font" w:semiHidden="1" w:uiPriority="1" w:unhideWhenUsed="1"/>
+    <w:lsdException w:name="Body Text" w:semiHidden="1" w:unhideWhenUsed="1"/>
+    <w:lsdException w:name="Body Text Indent" w:semiHidden="1" w:unhideWhenUsed="1"/>
+    <w:lsdException w:name="List Continue" w:semiHidden="1" w:unhideWhenUsed="1"/>
+    <w:lsdException w:name="List Continue 2" w:semiHidden="1" w:unhideWhenUsed="1"/>
+    <w:lsdException w:name="List Continue 3" w:semiHidden="1" w:unhideWhenUsed="1"/>
+    <w:lsdException w:name="List Continue 4" w:semiHidden="1" w:unhideWhenUsed="1"/>
+    <w:lsdException w:name="List Continue 5" w:semiHidden="1" w:unhideWhenUsed="1"/>
+    <w:lsdException w:name="Message Header" w:semiHidden="1" w:unhideWhenUsed="1"/>
+    <w:lsdException w:name="Subtitle" w:uiPriority="11" w:qFormat="1"/>
+    <w:lsdException w:name="Salutation" w:semiHidden="1" w:unhideWhenUsed="1"/>
+    <w:lsdException w:name="Date" w:semiHidden="1" w:unhideWhenUsed="1"/>
+    <w:lsdException w:name="Body Text First Indent" w:semiHidden="1" w:unhideWhenUsed="1"/>
+    <w:lsdException w:name="Body Text First Indent 2" w:semiHidden="1" w:unhideWhenUsed="1"/>
+    <w:lsdException w:name="Note Heading" w:semiHidden="1" w:unhideWhenUsed="1"/>
+    <w:lsdException w:name="Body Text 2" w:semiHidden="1" w:unhideWhenUsed="1"/>
+    <w:lsdException w:name="Body Text 3" w:semiHidden="1" w:unhideWhenUsed="1"/>
+    <w:lsdException w:name="Body Text Indent 2" w:semiHidden="1" w:unhideWhenUsed="1"/>
+    <w:lsdException w:name="Body Text Indent 3" w:semiHidden="1" w:unhideWhenUsed="1"/>
+    <w:lsdException w:name="Block Text" w:semiHidden="1" w:unhideWhenUsed="1"/>
+    <w:lsdException w:name="Hyperlink" w:semiHidden="1" w:unhideWhenUsed="1"/>
+    <w:lsdException w:name="FollowedHyperlink" w:semiHidden="1" w:unhideWhenUsed="1"/>
+    <w:lsdException w:name="Strong" w:uiPriority="22" w:qFormat="1"/>
+    <w:lsdException w:name="Emphasis" w:uiPriority="20" w:qFormat="1"/>
+    <w:lsdException w:name="Document Map" w:semiHidden="1" w:unhideWhenUsed="1"/>
+    <w:lsdException w:name="Plain Text" w:semiHidden="1" w:unhideWhenUsed="1"/>
+    <w:lsdException w:name="E-mail Signature" w:semiHidden="1" w:unhideWhenUsed="1"/>
+    <w:lsdException w:name="HTML Top of Form" w:semiHidden="1" w:unhideWhenUsed="1"/>
+    <w:lsdException w:name="HTML Bottom of Form" w:semiHidden="1" w:unhideWhenUsed="1"/>
+    <w:lsdException w:name="Normal (Web)" w:semiHidden="1" w:unhideWhenUsed="1"/>
+    <w:lsdException w:name="HTML Acronym" w:semiHidden="1" w:unhideWhenUsed="1"/>
+    <w:lsdException w:name="HTML Address" w:semiHidden="1" w:unhideWhenUsed="1"/>
+    <w:lsdException w:name="HTML Cite" w:semiHidden="1" w:unhideWhenUsed="1"/>
+    <w:lsdException w:name="HTML Code" w:semiHidden="1" w:unhideWhenUsed="1"/>
+    <w:lsdException w:name="HTML Definition" w:semiHidden="1" w:unhideWhenUsed="1"/>
+    <w:lsdException w:name="HTML Keyboard" w:semiHidden="1" w:unhideWhenUsed="1"/>
+    <w:lsdException w:name="HTML Preformatted" w:semiHidden="1" w:unhideWhenUsed="1"/>
+    <w:lsdException w:name="HTML Sample" w:semiHidden="1" w:unhideWhenUsed="1"/>
+    <w:lsdException w:name="HTML Typewriter" w:semiHidden="1" w:unhideWhenUsed="1"/>
+    <w:lsdException w:name="HTML Variable" w:semiHidden="1" w:unhideWhenUsed="1"/>
+    <w:lsdException w:name="Normal Table" w:semiHidden="1" w:unhideWhenUsed="1"/>
+    <w:lsdException w:name="annotation subject" w:semiHidden="1" w:unhideWhenUsed="1"/>
+    <w:lsdException w:name="No List" w:semiHidden="1" w:unhideWhenUsed="1"/>
+    <w:lsdException w:name="Outline List 1" w:semiHidden="1" w:unhideWhenUsed="1"/>
+    <w:lsdException w:name="Outline List 2" w:semiHidden="1" w:unhideWhenUsed="1"/>
+    <w:lsdException w:name="Outline List 3" w:semiHidden="1" w:unhideWhenUsed="1"/>
+    <w:lsdException w:name="Table Simple 1" w:semiHidden="1" w:unhideWhenUsed="1"/>
+    <w:lsdException w:name="Table Simple 2" w:semiHidden="1" w:unhideWhenUsed="1"/>
+    <w:lsdException w:name="Table Simple 3" w:semiHidden="1" w:unhideWhenUsed="1"/>
+    <w:lsdException w:name="Table Classic 1" w:semiHidden="1" w:unhideWhenUsed="1"/>
+    <w:lsdException w:name="Table Classic 2" w:semiHidden="1" w:unhideWhenUsed="1"/>
+    <w:lsdException w:name="Table Classic 3" w:semiHidden="1" w:unhideWhenUsed="1"/>
+    <w:lsdException w:name="Table Classic 4" w:semiHidden="1" w:unhideWhenUsed="1"/>
+    <w:lsdException w:name="Table Colorful 1" w:semiHidden="1" w:unhideWhenUsed="1"/>
+    <w:lsdException w:name="Table Colorful 2" w:semiHidden="1" w:unhideWhenUsed="1"/>
+    <w:lsdException w:name="Table Colorful 3" w:semiHidden="1" w:unhideWhenUsed="1"/>
+    <w:lsdException w:name="Table Columns 1" w:semiHidden="1" w:unhideWhenUsed="1"/>
+    <w:lsdException w:name="Table Columns 2" w:semiHidden="1" w:unhideWhenUsed="1"/>
+    <w:lsdException w:name="Table Columns 3" w:semiHidden="1" w:unhideWhenUsed="1"/>
+    <w:lsdException w:name="Table Columns 4" w:semiHidden="1" w:unhideWhenUsed="1"/>
+    <w:lsdException w:name="Table Columns 5" w:semiHidden="1" w:unhideWhenUsed="1"/>
+    <w:lsdException w:name="Table Grid 1" w:semiHidden="1" w:unhideWhenUsed="1"/>
+    <w:lsdException w:name="Table Grid 2" w:semiHidden="1" w:unhideWhenUsed="1"/>
+    <w:lsdException w:name="Table Grid 3" w:semiHidden="1" w:unhideWhenUsed="1"/>
+    <w:lsdException w:name="Table Grid 4" w:semiHidden="1" w:unhideWhenUsed="1"/>
+    <w:lsdException w:name="Table Grid 5" w:semiHidden="1" w:unhideWhenUsed="1"/>
+    <w:lsdException w:name="Table Grid 6" w:semiHidden="1" w:unhideWhenUsed="1"/>
+    <w:lsdException w:name="Table Grid 7" w:semiHidden="1" w:unhideWhenUsed="1"/>
+    <w:lsdException w:name="Table Grid 8" w:semiHidden="1" w:unhideWhenUsed="1"/>
+    <w:lsdException w:name="Table List 1" w:semiHidden="1" w:unhideWhenUsed="1"/>
+    <w:lsdException w:name="Table List 2" w:semiHidden="1" w:unhideWhenUsed="1"/>
+    <w:lsdException w:name="Table List 3" w:semiHidden="1" w:unhideWhenUsed="1"/>
+    <w:lsdException w:name="Table List 4" w:semiHidden="1" w:unhideWhenUsed="1"/>
+    <w:lsdException w:name="Table List 5" w:semiHidden="1" w:unhideWhenUsed="1"/>
+    <w:lsdException w:name="Table List 6" w:semiHidden="1" w:unhideWhenUsed="1"/>
+    <w:lsdException w:name="Table List 7" w:semiHidden="1" w:unhideWhenUsed="1"/>
+    <w:lsdException w:name="Table List 8" w:semiHidden="1" w:unhideWhenUsed="1"/>
+    <w:lsdException w:name="Table 3D effects 1" w:semiHidden="1" w:unhideWhenUsed="1"/>
+    <w:lsdException w:name="Table 3D effects 2" w:semiHidden="1" w:unhideWhenUsed="1"/>
+    <w:lsdException w:name="Table 3D effects 3" w:semiHidden="1" w:unhideWhenUsed="1"/>
+    <w:lsdException w:name="Table Contemporary" w:semiHidden="1" w:unhideWhenUsed="1"/>
+    <w:lsdException w:name="Table Elegant" w:semiHidden="1" w:unhideWhenUsed="1"/>
+    <w:lsdException w:name="Table Professional" w:semiHidden="1" w:unhideWhenUsed="1"/>
+    <w:lsdException w:name="Table Subtle 1" w:semiHidden="1" w:unhideWhenUsed="1"/>
+    <w:lsdException w:name="Table Subtle 2" w:semiHidden="1" w:unhideWhenUsed="1"/>
+    <w:lsdException w:name="Table Web 1" w:semiHidden="1" w:unhideWhenUsed="1"/>
+    <w:lsdException w:name="Table Web 2" w:semiHidden="1" w:unhideWhenUsed="1"/>
+    <w:lsdException w:name="Table Web 3" w:semiHidden="1" w:unhideWhenUsed="1"/>
+    <w:lsdException w:name="Balloon Text" w:semiHidden="1" w:unhideWhenUsed="1"/>
+    <w:lsdException w:name="Table Grid" w:uiPriority="39"/>
+    <w:lsdException w:name="Table Theme" w:semiHidden="1" w:unhideWhenUsed="1"/>
+    <w:lsdException w:name="Placeholder Text" w:semiHidden="1"/>
+    <w:lsdException w:name="No Spacing" w:uiPriority="1" w:qFormat="1"/>
+    <w:lsdException w:name="Light Shading" w:uiPriority="60"/>
+    <w:lsdException w:name="Light List" w:uiPriority="61"/>
+    <w:lsdException w:name="Light Grid" w:uiPriority="62"/>
+    <w:lsdException w:name="Medium Shading 1" w:uiPriority="63"/>
+    <w:lsdException w:name="Medium Shading 2" w:uiPriority="64"/>
+    <w:lsdException w:name="Medium List 1" w:uiPriority="65"/>
+    <w:lsdException w:name="Medium List 2" w:uiPriority="66"/>
+    <w:lsdException w:name="Medium Grid 1" w:uiPriority="67"/>
+    <w:lsdException w:name="Medium Grid 2" w:uiPriority="68"/>
+    <w:lsdException w:name="Medium Grid 3" w:uiPriority="69"/>
+    <w:lsdException w:name="Dark List" w:uiPriority="70"/>
+    <w:lsdException w:name="Colorful Shading" w:uiPriority="71"/>
+    <w:lsdException w:name="Colorful List" w:uiPriority="72"/>
+    <w:lsdException w:name="Colorful Grid" w:uiPriority="73"/>
+    <w:lsdException w:name="Light Shading Accent 1" w:uiPriority="60"/>
+    <w:lsdException w:name="Light List Accent 1" w:uiPriority="61"/>
+    <w:lsdException w:name="Light Grid Accent 1" w:uiPriority="62"/>
+    <w:lsdException w:name="Medium Shading 1 Accent 1" w:uiPriority="63"/>
+    <w:lsdException w:name="Medium Shading 2 Accent 1" w:uiPriority="64"/>
+    <w:lsdException w:name="Medium List 1 Accent 1" w:uiPriority="65"/>
+    <w:lsdException w:name="Revision" w:semiHidden="1"/>
+    <w:lsdException w:name="List Paragraph" w:uiPriority="34" w:qFormat="1"/>
+    <w:lsdException w:name="Quote" w:uiPriority="29" w:qFormat="1"/>
+    <w:lsdException w:name="Intense Quote" w:uiPriority="30" w:qFormat="1"/>
+    <w:lsdException w:name="Medium List 2 Accent 1" w:uiPriority="66"/>
+    <w:lsdException w:name="Medium Grid 1 Accent 1" w:uiPriority="67"/>
+    <w:lsdException w:name="Medium Grid 2 Accent 1" w:uiPriority="68"/>
+    <w:lsdException w:name="Medium Grid 3 Accent 1" w:uiPriority="69"/>
+    <w:lsdException w:name="Dark List Accent 1" w:uiPriority="70"/>
+    <w:lsdException w:name="Colorful Shading Accent 1" w:uiPriority="71"/>
+    <w:lsdException w:name="Colorful List Accent 1" w:uiPriority="72"/>
+    <w:lsdException w:name="Colorful Grid Accent 1" w:uiPriority="73"/>
+    <w:lsdException w:name="Light Shading Accent 2" w:uiPriority="60"/>
+    <w:lsdException w:name="Light List Accent 2" w:uiPriority="61"/>
+    <w:lsdException w:name="Light Grid Accent 2" w:uiPriority="62"/>
+    <w:lsdException w:name="Medium Shading 1 Accent 2" w:uiPriority="63"/>
+    <w:lsdException w:name="Medium Shading 2 Accent 2" w:uiPriority="64"/>
+    <w:lsdException w:name="Medium List 1 Accent 2" w:uiPriority="65"/>
+    <w:lsdException w:name="Medium List 2 Accent 2" w:uiPriority="66"/>
+    <w:lsdException w:name="Medium Grid 1 Accent 2" w:uiPriority="67"/>
+    <w:lsdException w:name="Medium Grid 2 Accent 2" w:uiPriority="68"/>
+    <w:lsdException w:name="Medium Grid 3 Accent 2" w:uiPriority="69"/>
+    <w:lsdException w:name="Dark List Accent 2" w:uiPriority="70"/>
+    <w:lsdException w:name="Colorful Shading Accent 2" w:uiPriority="71"/>
+    <w:lsdException w:name="Colorful List Accent 2" w:uiPriority="72"/>
+    <w:lsdException w:name="Colorful Grid Accent 2" w:uiPriority="73"/>
+    <w:lsdException w:name="Light Shading Accent 3" w:uiPriority="60"/>
+    <w:lsdException w:name="Light List Accent 3" w:uiPriority="61"/>
+    <w:lsdException w:name="Light Grid Accent 3" w:uiPriority="62"/>
+    <w:lsdException w:name="Medium Shading 1 Accent 3" w:uiPriority="63"/>
+    <w:lsdException w:name="Medium Shading 2 Accent 3" w:uiPriority="64"/>
+    <w:lsdException w:name="Medium List 1 Accent 3" w:uiPriority="65"/>
+    <w:lsdException w:name="Medium List 2 Accent 3" w:uiPriority="66"/>
+    <w:lsdException w:name="Medium Grid 1 Accent 3" w:uiPriority="67"/>
+    <w:lsdException w:name="Medium Grid 2 Accent 3" w:uiPriority="68"/>
+    <w:lsdException w:name="Medium Grid 3 Accent 3" w:uiPriority="69"/>
+    <w:lsdException w:name="Dark List Accent 3" w:uiPriority="70"/>
+    <w:lsdException w:name="Colorful Shading Accent 3" w:uiPriority="71"/>
+    <w:lsdException w:name="Colorful List Accent 3" w:uiPriority="72"/>
+    <w:lsdException w:name="Colorful Grid Accent 3" w:uiPriority="73"/>
+    <w:lsdException w:name="Light Shading Accent 4" w:uiPriority="60"/>
+    <w:lsdException w:name="Light List Accent 4" w:uiPriority="61"/>
+    <w:lsdException w:name="Light Grid Accent 4" w:uiPriority="62"/>
+    <w:lsdException w:name="Medium Shading 1 Accent 4" w:uiPriority="63"/>
+    <w:lsdException w:name="Medium Shading 2 Accent 4" w:uiPriority="64"/>
+    <w:lsdException w:name="Medium List 1 Accent 4" w:uiPriority="65"/>
+    <w:lsdException w:name="Medium List 2 Accent 4" w:uiPriority="66"/>
+    <w:lsdException w:name="Medium Grid 1 Accent 4" w:uiPriority="67"/>
+    <w:lsdException w:name="Medium Grid 2 Accent 4" w:uiPriority="68"/>
+    <w:lsdException w:name="Medium Grid 3 Accent 4" w:uiPriority="69"/>
+    <w:lsdException w:name="Dark List Accent 4" w:uiPriority="70"/>
+    <w:lsdException w:name="Colorful Shading Accent 4" w:uiPriority="71"/>
+    <w:lsdException w:name="Colorful List Accent 4" w:uiPriority="72"/>
+    <w:lsdException w:name="Colorful Grid Accent 4" w:uiPriority="73"/>
+    <w:lsdException w:name="Light Shading Accent 5" w:uiPriority="60"/>
+    <w:lsdException w:name="Light List Accent 5" w:uiPriority="61"/>
+    <w:lsdException w:name="Light Grid Accent 5" w:uiPriority="62"/>
+    <w:lsdException w:name="Medium Shading 1 Accent 5" w:uiPriority="63"/>
+    <w:lsdException w:name="Medium Shading 2 Accent 5" w:uiPriority="64"/>
+    <w:lsdException w:name="Medium List 1 Accent 5" w:uiPriority="65"/>
+    <w:lsdException w:name="Medium List 2 Accent 5" w:uiPriority="66"/>
+    <w:lsdException w:name="Medium Grid 1 Accent 5" w:uiPriority="67"/>
+    <w:lsdException w:name="Medium Grid 2 Accent 5" w:uiPriority="68"/>
+    <w:lsdException w:name="Medium Grid 3 Accent 5" w:uiPriority="69"/>
+    <w:lsdException w:name="Dark List Accent 5" w:uiPriority="70"/>
+    <w:lsdException w:name="Colorful Shading Accent 5" w:uiPriority="71"/>
+    <w:lsdException w:name="Colorful List Accent 5" w:uiPriority="72"/>
+    <w:lsdException w:name="Colorful Grid Accent 5" w:uiPriority="73"/>
+    <w:lsdException w:name="Light Shading Accent 6" w:uiPriority="60"/>
+    <w:lsdException w:name="Light List Accent 6" w:uiPriority="61"/>
+    <w:lsdException w:name="Light Grid Accent 6" w:uiPriority="62"/>
+    <w:lsdException w:name="Medium Shading 1 Accent 6" w:uiPriority="63"/>
+    <w:lsdException w:name="Medium Shading 2 Accent 6" w:uiPriority="64"/>
+    <w:lsdException w:name="Medium List 1 Accent 6" w:uiPriority="65"/>
+    <w:lsdException w:name="Medium List 2 Accent 6" w:uiPriority="66"/>
+    <w:lsdException w:name="Medium Grid 1 Accent 6" w:uiPriority="67"/>
+    <w:lsdException w:name="Medium Grid 2 Accent 6" w:uiPriority="68"/>
+    <w:lsdException w:name="Medium Grid 3 Accent 6" w:uiPriority="69"/>
+    <w:lsdException w:name="Dark List Accent 6" w:uiPriority="70"/>
+    <w:lsdException w:name="Colorful Shading Accent 6" w:uiPriority="71"/>
+    <w:lsdException w:name="Colorful List Accent 6" w:uiPriority="72"/>
+    <w:lsdException w:name="Colorful Grid Accent 6" w:uiPriority="73"/>
+    <w:lsdException w:name="Subtle Emphasis" w:uiPriority="19" w:qFormat="1"/>
+    <w:lsdException w:name="Intense Emphasis" w:uiPriority="21" w:qFormat="1"/>
+    <w:lsdException w:name="Subtle Reference" w:uiPriority="31" w:qFormat="1"/>
+    <w:lsdException w:name="Intense Reference" w:uiPriority="32" w:qFormat="1"/>
+    <w:lsdException w:name="Book Title" w:uiPriority="33" w:qFormat="1"/>
+    <w:lsdException w:name="Bibliography" w:semiHidden="1" w:uiPriority="37" w:unhideWhenUsed="1"/>
+    <w:lsdException w:name="TOC Heading" w:semiHidden="1" w:uiPriority="39" w:unhideWhenUsed="1" w:qFormat="1"/>
+    <w:lsdException w:name="Plain Table 1" w:uiPriority="41"/>
+    <w:lsdException w:name="Plain Table 2" w:uiPriority="42"/>
+    <w:lsdException w:name="Plain Table 3" w:uiPriority="43"/>
+    <w:lsdException w:name="Plain Table 4" w:uiPriority="44"/>
+    <w:lsdException w:name="Plain Table 5" w:uiPriority="45"/>
+    <w:lsdException w:name="Grid Table Light" w:uiPriority="40"/>
+    <w:lsdException w:name="Grid Table 1 Light" w:uiPriority="46"/>
+    <w:lsdException w:name="Grid Table 2" w:uiPriority="47"/>
+    <w:lsdException w:name="Grid Table 3" w:uiPriority="48"/>
+    <w:lsdException w:name="Grid Table 4" w:uiPriority="49"/>
+    <w:lsdException w:name="Grid Table 5 Dark" w:uiPriority="50"/>
+    <w:lsdException w:name="Grid Table 6 Colorful" w:uiPriority="51"/>
+    <w:lsdException w:name="Grid Table 7 Colorful" w:uiPriority="52"/>
+    <w:lsdException w:name="Grid Table 1 Light Accent 1" w:uiPriority="46"/>
+    <w:lsdException w:name="Grid Table 2 Accent 1" w:uiPriority="47"/>
+    <w:lsdException w:name="Grid Table 3 Accent 1" w:uiPriority="48"/>
+    <w:lsdException w:name="Grid Table 4 Accent 1" w:uiPriority="49"/>
+    <w:lsdException w:name="Grid Table 5 Dark Accent 1" w:uiPriority="50"/>
+    <w:lsdException w:name="Grid Table 6 Colorful Accent 1" w:uiPriority="51"/>
+    <w:lsdException w:name="Grid Table 7 Colorful Accent 1" w:uiPriority="52"/>
+    <w:lsdException w:name="Grid Table 1 Light Accent 2" w:uiPriority="46"/>
+    <w:lsdException w:name="Grid Table 2 Accent 2" w:uiPriority="47"/>
+    <w:lsdException w:name="Grid Table 3 Accent 2" w:uiPriority="48"/>
+    <w:lsdException w:name="Grid Table 4 Accent 2" w:uiPriority="49"/>
+    <w:lsdException w:name="Grid Table 5 Dark Accent 2" w:uiPriority="50"/>
+    <w:lsdException w:name="Grid Table 6 Colorful Accent 2" w:uiPriority="51"/>
+    <w:lsdException w:name="Grid Table 7 Colorful Accent 2" w:uiPriority="52"/>
+    <w:lsdException w:name="Grid Table 1 Light Accent 3" w:uiPriority="46"/>
+    <w:lsdException w:name="Grid Table 2 Accent 3" w:uiPriority="47"/>
+    <w:lsdException w:name="Grid Table 3 Accent 3" w:uiPriority="48"/>
+    <w:lsdException w:name="Grid Table 4 Accent 3" w:uiPriority="49"/>
+    <w:lsdException w:name="Grid Table 5 Dark Accent 3" w:uiPriority="50"/>
+    <w:lsdException w:name="Grid Table 6 Colorful Accent 3" w:uiPriority="51"/>
+    <w:lsdException w:name="Grid Table 7 Colorful Accent 3" w:uiPriority="52"/>
+    <w:lsdException w:name="Grid Table 1 Light Accent 4" w:uiPriority="46"/>
+    <w:lsdException w:name="Grid Table 2 Accent 4" w:uiPriority="47"/>
+    <w:lsdException w:name="Grid Table 3 Accent 4" w:uiPriority="48"/>
+    <w:lsdException w:name="Grid Table 4 Accent 4" w:uiPriority="49"/>
+    <w:lsdException w:name="Grid Table 5 Dark Accent 4" w:uiPriority="50"/>
+    <w:lsdException w:name="Grid Table 6 Colorful Accent 4" w:uiPriority="51"/>
+    <w:lsdException w:name="Grid Table 7 Colorful Accent 4" w:uiPriority="52"/>
+    <w:lsdException w:name="Grid Table 1 Light Accent 5" w:uiPriority="46"/>
+    <w:lsdException w:name="Grid Table 2 Accent 5" w:uiPriority="47"/>
+    <w:lsdException w:name="Grid Table 3 Accent 5" w:uiPriority="48"/>
+    <w:lsdException w:name="Grid Table 4 Accent 5" w:uiPriority="49"/>
+    <w:lsdException w:name="Grid Table 5 Dark Accent 5" w:uiPriority="50"/>
+    <w:lsdException w:name="Grid Table 6 Colorful Accent 5" w:uiPriority="51"/>
+    <w:lsdException w:name="Grid Table 7 Colorful Accent 5" w:uiPriority="52"/>
+    <w:lsdException w:name="Grid Table 1 Light Accent 6" w:uiPriority="46"/>
+    <w:lsdException w:name="Grid Table 2 Accent 6" w:uiPriority="47"/>
+    <w:lsdException w:name="Grid Table 3 Accent 6" w:uiPriority="48"/>
+    <w:lsdException w:name="Grid Table 4 Accent 6" w:uiPriority="49"/>
+    <w:lsdException w:name="Grid Table 5 Dark Accent 6" w:uiPriority="50"/>
+    <w:lsdException w:name="Grid Table 6 Colorful Accent 6" w:uiPriority="51"/>
+    <w:lsdException w:name="Grid Table 7 Colorful Accent 6" w:uiPriority="52"/>
+    <w:lsdException w:name="List Table 1 Light" w:uiPriority="46"/>
+    <w:lsdException w:name="List Table 2" w:uiPriority="47"/>
+    <w:lsdException w:name="List Table 3" w:uiPriority="48"/>
+    <w:lsdException w:name="List Table 4" w:uiPriority="49"/>
+    <w:lsdException w:name="List Table 5 Dark" w:uiPriority="50"/>
+    <w:lsdException w:name="List Table 6 Colorful" w:uiPriority="51"/>
+    <w:lsdException w:name="List Table 7 Colorful" w:uiPriority="52"/>
+    <w:lsdException w:name="List Table 1 Light Accent 1" w:uiPriority="46"/>
+    <w:lsdException w:name="List Table 2 Accent 1" w:uiPriority="47"/>
+    <w:lsdException w:name="List Table 3 Accent 1" w:uiPriority="48"/>
+    <w:lsdException w:name="List Table 4 Accent 1" w:uiPriority="49"/>
+    <w:lsdException w:name="List Table 5 Dark Accent 1" w:uiPriority="50"/>
+    <w:lsdException w:name="List Table 6 Colorful Accent 1" w:uiPriority="51"/>
+    <w:lsdException w:name="List Table 7 Colorful Accent 1" w:uiPriority="52"/>
+    <w:lsdException w:name="List Table 1 Light Accent 2" w:uiPriority="46"/>
+    <w:lsdException w:name="List Table 2 Accent 2" w:uiPriority="47"/>
+    <w:lsdException w:name="List Table 3 Accent 2" w:uiPriority="48"/>
+    <w:lsdException w:name="List Table 4 Accent 2" w:uiPriority="49"/>
+    <w:lsdException w:name="List Table 5 Dark Accent 2" w:uiPriority="50"/>
+    <w:lsdException w:name="List Table 6 Colorful Accent 2" w:uiPriority="51"/>
+    <w:lsdException w:name="List Table 7 Colorful Accent 2" w:uiPriority="52"/>
+    <w:lsdException w:name="List Table 1 Light Accent 3" w:uiPriority="46"/>
+    <w:lsdException w:name="List Table 2 Accent 3" w:uiPriority="47"/>
+    <w:lsdException w:name="List Table 3 Accent 3" w:uiPriority="48"/>
+    <w:lsdException w:name="List Table 4 Accent 3" w:uiPriority="49"/>
+    <w:lsdException w:name="List Table 5 Dark Accent 3" w:uiPriority="50"/>
+    <w:lsdException w:name="List Table 6 Colorful Accent 3" w:uiPriority="51"/>
+    <w:lsdException w:name="List Table 7 Colorful Accent 3" w:uiPriority="52"/>
+    <w:lsdException w:name="List Table 1 Light Accent 4" w:uiPriority="46"/>
+    <w:lsdException w:name="List Table 2 Accent 4" w:uiPriority="47"/>
+    <w:lsdException w:name="List Table 3 Accent 4" w:uiPriority="48"/>
+    <w:lsdException w:name="List Table 4 Accent 4" w:uiPriority="49"/>
+    <w:lsdException w:name="List Table 5 Dark Accent 4" w:uiPriority="50"/>
+    <w:lsdException w:name="List Table 6 Colorful Accent 4" w:uiPriority="51"/>
+    <w:lsdException w:name="List Table 7 Colorful Accent 4" w:uiPriority="52"/>
+    <w:lsdException w:name="List Table 1 Light Accent 5" w:uiPriority="46"/>
+    <w:lsdException w:name="List Table 2 Accent 5" w:uiPriority="47"/>
+    <w:lsdException w:name="List Table 3 Accent 5" w:uiPriority="48"/>
+    <w:lsdException w:name="List Table 4 Accent 5" w:uiPriority="49"/>
+    <w:lsdException w:name="List Table 5 Dark Accent 5" w:uiPriority="50"/>
+    <w:lsdException w:name="List Table 6 Colorful Accent 5" w:uiPriority="51"/>
+    <w:lsdException w:name="List Table 7 Colorful Accent 5" w:uiPriority="52"/>
+    <w:lsdException w:name="List Table 1 Light Accent 6" w:uiPriority="46"/>
+    <w:lsdException w:name="List Table 2 Accent 6" w:uiPriority="47"/>
+    <w:lsdException w:name="List Table 3 Accent 6" w:uiPriority="48"/>
+    <w:lsdException w:name="List Table 4 Accent 6" w:uiPriority="49"/>
+    <w:lsdException w:name="List Table 5 Dark Accent 6" w:uiPriority="50"/>
+    <w:lsdException w:name="List Table 6 Colorful Accent 6" w:uiPriority="51"/>
+    <w:lsdException w:name="List Table 7 Colorful Accent 6" w:uiPriority="52"/>
+    <w:lsdException w:name="Mention" w:semiHidden="1" w:unhideWhenUsed="1"/>
+    <w:lsdException w:name="Smart Hyperlink" w:semiHidden="1" w:unhideWhenUsed="1"/>
+    <w:lsdException w:name="Hashtag" w:semiHidden="1" w:unhideWhenUsed="1"/>
+    <w:lsdException w:name="Unresolved Mention" w:semiHidden="1" w:unhideWhenUsed="1"/>
+    <w:lsdException w:name="Smart Link" w:semiHidden="1" w:unhideWhenUsed="1"/>
+  </w:latentStyles>
+  <w:style w:type="paragraph" w:default="1" w:styleId="Normal">
+    <w:name w:val="Normal"/>
     <w:qFormat/>
-    <w:rPr>
-      <w:sz w:val="56"/>
-      <w:szCs w:val="56"/>
-    </w:rPr>
   </w:style>
   <w:style w:type="paragraph" w:styleId="Heading1">
-    <w:name w:val="Heading 1"/>
-    <w:basedOn w:val="Normal"/>
-    <w:next w:val="Normal"/>
+    <w:name w:val="heading 1"/>
+    <w:uiPriority w:val="9"/>
     <w:qFormat/>
+    <w:pPr>
+      <w:outlineLvl w:val="0"/>
+    </w:pPr>
     <w:rPr>
       <w:color w:val="2E74B5"/>
       <w:sz w:val="32"/>
@@ -1111,10 +1830,14 @@
     </w:rPr>
   </w:style>
   <w:style w:type="paragraph" w:styleId="Heading2">
-    <w:name w:val="Heading 2"/>
-    <w:basedOn w:val="Normal"/>
-    <w:next w:val="Normal"/>
+    <w:name w:val="heading 2"/>
+    <w:uiPriority w:val="9"/>
+    <w:semiHidden/>
+    <w:unhideWhenUsed/>
     <w:qFormat/>
+    <w:pPr>
+      <w:outlineLvl w:val="1"/>
+    </w:pPr>
     <w:rPr>
       <w:color w:val="2E74B5"/>
       <w:sz w:val="26"/>
@@ -1122,10 +1845,14 @@
     </w:rPr>
   </w:style>
   <w:style w:type="paragraph" w:styleId="Heading3">
-    <w:name w:val="Heading 3"/>
-    <w:basedOn w:val="Normal"/>
-    <w:next w:val="Normal"/>
+    <w:name w:val="heading 3"/>
+    <w:uiPriority w:val="9"/>
+    <w:semiHidden/>
+    <w:unhideWhenUsed/>
     <w:qFormat/>
+    <w:pPr>
+      <w:outlineLvl w:val="2"/>
+    </w:pPr>
     <w:rPr>
       <w:color w:val="1F4D78"/>
       <w:sz w:val="24"/>
@@ -1133,10 +1860,14 @@
     </w:rPr>
   </w:style>
   <w:style w:type="paragraph" w:styleId="Heading4">
-    <w:name w:val="Heading 4"/>
-    <w:basedOn w:val="Normal"/>
-    <w:next w:val="Normal"/>
+    <w:name w:val="heading 4"/>
+    <w:uiPriority w:val="9"/>
+    <w:semiHidden/>
+    <w:unhideWhenUsed/>
     <w:qFormat/>
+    <w:pPr>
+      <w:outlineLvl w:val="3"/>
+    </w:pPr>
     <w:rPr>
       <w:i/>
       <w:iCs/>
@@ -1144,27 +1875,69 @@
     </w:rPr>
   </w:style>
   <w:style w:type="paragraph" w:styleId="Heading5">
-    <w:name w:val="Heading 5"/>
-    <w:basedOn w:val="Normal"/>
-    <w:next w:val="Normal"/>
+    <w:name w:val="heading 5"/>
+    <w:uiPriority w:val="9"/>
+    <w:semiHidden/>
+    <w:unhideWhenUsed/>
     <w:qFormat/>
+    <w:pPr>
+      <w:outlineLvl w:val="4"/>
+    </w:pPr>
     <w:rPr>
       <w:color w:val="2E74B5"/>
     </w:rPr>
   </w:style>
   <w:style w:type="paragraph" w:styleId="Heading6">
-    <w:name w:val="Heading 6"/>
-    <w:basedOn w:val="Normal"/>
-    <w:next w:val="Normal"/>
+    <w:name w:val="heading 6"/>
+    <w:uiPriority w:val="9"/>
+    <w:semiHidden/>
+    <w:unhideWhenUsed/>
     <w:qFormat/>
+    <w:pPr>
+      <w:outlineLvl w:val="5"/>
+    </w:pPr>
     <w:rPr>
       <w:color w:val="1F4D78"/>
     </w:rPr>
   </w:style>
-  <w:style w:type="paragraph" w:styleId="Strong">
-    <w:name w:val="Strong"/>
-    <w:basedOn w:val="Normal"/>
-    <w:next w:val="Normal"/>
+  <w:style w:type="character" w:default="1" w:styleId="DefaultParagraphFont">
+    <w:name w:val="Default Paragraph Font"/>
+    <w:uiPriority w:val="1"/>
+    <w:semiHidden/>
+    <w:unhideWhenUsed/>
+  </w:style>
+  <w:style w:type="table" w:default="1" w:styleId="TableNormal">
+    <w:name w:val="Normal Table"/>
+    <w:uiPriority w:val="99"/>
+    <w:semiHidden/>
+    <w:unhideWhenUsed/>
+    <w:tblPr>
+      <w:tblInd w:w="0" w:type="dxa"/>
+      <w:tblCellMar>
+        <w:top w:w="0" w:type="dxa"/>
+        <w:left w:w="108" w:type="dxa"/>
+        <w:bottom w:w="0" w:type="dxa"/>
+        <w:right w:w="108" w:type="dxa"/>
+      </w:tblCellMar>
+    </w:tblPr>
+  </w:style>
+  <w:style w:type="numbering" w:default="1" w:styleId="NoList">
+    <w:name w:val="No List"/>
+    <w:uiPriority w:val="99"/>
+    <w:semiHidden/>
+    <w:unhideWhenUsed/>
+  </w:style>
+  <w:style w:type="paragraph" w:styleId="Title">
+    <w:name w:val="Title"/>
+    <w:uiPriority w:val="10"/>
+    <w:qFormat/>
+    <w:rPr>
+      <w:sz w:val="56"/>
+      <w:szCs w:val="56"/>
+    </w:rPr>
+  </w:style>
+  <w:style w:type="paragraph" w:customStyle="1" w:styleId="Strong1">
+    <w:name w:val="Strong1"/>
     <w:qFormat/>
     <w:rPr>
       <w:b/>
@@ -1173,12 +1946,10 @@
   </w:style>
   <w:style w:type="paragraph" w:styleId="ListParagraph">
     <w:name w:val="List Paragraph"/>
-    <w:basedOn w:val="Normal"/>
     <w:qFormat/>
   </w:style>
   <w:style w:type="character" w:styleId="Hyperlink">
     <w:name w:val="Hyperlink"/>
-    <w:basedOn w:val="DefaultParagraphFont"/>
     <w:uiPriority w:val="99"/>
     <w:unhideWhenUsed/>
     <w:rPr>
@@ -1188,7 +1959,6 @@
   </w:style>
   <w:style w:type="character" w:styleId="FootnoteReference">
     <w:name w:val="footnote reference"/>
-    <w:basedOn w:val="DefaultParagraphFont"/>
     <w:uiPriority w:val="99"/>
     <w:semiHidden/>
     <w:unhideWhenUsed/>
@@ -1198,22 +1968,13 @@
   </w:style>
   <w:style w:type="paragraph" w:styleId="FootnoteText">
     <w:name w:val="footnote text"/>
-    <w:basedOn w:val="Normal"/>
     <w:link w:val="FootnoteTextChar"/>
     <w:uiPriority w:val="99"/>
     <w:semiHidden/>
     <w:unhideWhenUsed/>
-    <w:pPr>
-      <w:spacing w:after="0" w:line="240" w:lineRule="auto"/>
-    </w:pPr>
-    <w:rPr>
-      <w:sz w:val="20"/>
-      <w:szCs w:val="20"/>
-    </w:rPr>
   </w:style>
-  <w:style w:type="character" w:styleId="FootnoteTextChar">
+  <w:style w:type="character" w:customStyle="1" w:styleId="FootnoteTextChar">
     <w:name w:val="Footnote Text Char"/>
-    <w:basedOn w:val="DefaultParagraphFont"/>
     <w:link w:val="FootnoteText"/>
     <w:uiPriority w:val="99"/>
     <w:semiHidden/>
@@ -1225,7 +1986,6 @@
   </w:style>
   <w:style w:type="character" w:styleId="EndnoteReference">
     <w:name w:val="endnote reference"/>
-    <w:basedOn w:val="DefaultParagraphFont"/>
     <w:uiPriority w:val="99"/>
     <w:semiHidden/>
     <w:unhideWhenUsed/>
@@ -1235,22 +1995,13 @@
   </w:style>
   <w:style w:type="paragraph" w:styleId="EndnoteText">
     <w:name w:val="endnote text"/>
-    <w:basedOn w:val="Normal"/>
     <w:link w:val="EndnoteTextChar"/>
     <w:uiPriority w:val="99"/>
     <w:semiHidden/>
     <w:unhideWhenUsed/>
-    <w:pPr>
-      <w:spacing w:after="0" w:line="240" w:lineRule="auto"/>
-    </w:pPr>
-    <w:rPr>
-      <w:sz w:val="20"/>
-      <w:szCs w:val="20"/>
-    </w:rPr>
   </w:style>
-  <w:style w:type="character" w:styleId="EndnoteTextChar">
+  <w:style w:type="character" w:customStyle="1" w:styleId="EndnoteTextChar">
     <w:name w:val="Endnote Text Char"/>
-    <w:basedOn w:val="DefaultParagraphFont"/>
     <w:link w:val="EndnoteText"/>
     <w:uiPriority w:val="99"/>
     <w:semiHidden/>
@@ -1261,4 +2012,299 @@
     </w:rPr>
   </w:style>
 </w:styles>
+</file>
+
+<file path=word/theme/theme1.xml><?xml version="1.0" encoding="utf-8"?>
+<a:theme xmlns:a="http://schemas.openxmlformats.org/drawingml/2006/main" name="Office Theme">
+  <a:themeElements>
+    <a:clrScheme name="Office">
+      <a:dk1>
+        <a:sysClr val="windowText" lastClr="000000"/>
+      </a:dk1>
+      <a:lt1>
+        <a:sysClr val="window" lastClr="FFFFFF"/>
+      </a:lt1>
+      <a:dk2>
+        <a:srgbClr val="44546A"/>
+      </a:dk2>
+      <a:lt2>
+        <a:srgbClr val="E7E6E6"/>
+      </a:lt2>
+      <a:accent1>
+        <a:srgbClr val="4472C4"/>
+      </a:accent1>
+      <a:accent2>
+        <a:srgbClr val="ED7D31"/>
+      </a:accent2>
+      <a:accent3>
+        <a:srgbClr val="A5A5A5"/>
+      </a:accent3>
+      <a:accent4>
+        <a:srgbClr val="FFC000"/>
+      </a:accent4>
+      <a:accent5>
+        <a:srgbClr val="5B9BD5"/>
+      </a:accent5>
+      <a:accent6>
+        <a:srgbClr val="70AD47"/>
+      </a:accent6>
+      <a:hlink>
+        <a:srgbClr val="0563C1"/>
+      </a:hlink>
+      <a:folHlink>
+        <a:srgbClr val="954F72"/>
+      </a:folHlink>
+    </a:clrScheme>
+    <a:fontScheme name="Office">
+      <a:majorFont>
+        <a:latin typeface="Calibri Light" panose="020F0302020204030204"/>
+        <a:ea typeface=""/>
+        <a:cs typeface=""/>
+        <a:font script="Jpan" typeface="游ゴシック Light"/>
+        <a:font script="Hang" typeface="맑은 고딕"/>
+        <a:font script="Hans" typeface="等线 Light"/>
+        <a:font script="Hant" typeface="新細明體"/>
+        <a:font script="Arab" typeface="Times New Roman"/>
+        <a:font script="Hebr" typeface="Times New Roman"/>
+        <a:font script="Thai" typeface="Angsana New"/>
+        <a:font script="Ethi" typeface="Nyala"/>
+        <a:font script="Beng" typeface="Vrinda"/>
+        <a:font script="Gujr" typeface="Shruti"/>
+        <a:font script="Khmr" typeface="MoolBoran"/>
+        <a:font script="Knda" typeface="Tunga"/>
+        <a:font script="Guru" typeface="Raavi"/>
+        <a:font script="Cans" typeface="Euphemia"/>
+        <a:font script="Cher" typeface="Plantagenet Cherokee"/>
+        <a:font script="Yiii" typeface="Microsoft Yi Baiti"/>
+        <a:font script="Tibt" typeface="Microsoft Himalaya"/>
+        <a:font script="Thaa" typeface="MV Boli"/>
+        <a:font script="Deva" typeface="Mangal"/>
+        <a:font script="Telu" typeface="Gautami"/>
+        <a:font script="Taml" typeface="Latha"/>
+        <a:font script="Syrc" typeface="Estrangelo Edessa"/>
+        <a:font script="Orya" typeface="Kalinga"/>
+        <a:font script="Mlym" typeface="Kartika"/>
+        <a:font script="Laoo" typeface="DokChampa"/>
+        <a:font script="Sinh" typeface="Iskoola Pota"/>
+        <a:font script="Mong" typeface="Mongolian Baiti"/>
+        <a:font script="Viet" typeface="Times New Roman"/>
+        <a:font script="Uigh" typeface="Microsoft Uighur"/>
+        <a:font script="Geor" typeface="Sylfaen"/>
+        <a:font script="Armn" typeface="Arial"/>
+        <a:font script="Bugi" typeface="Leelawadee UI"/>
+        <a:font script="Bopo" typeface="Microsoft JhengHei"/>
+        <a:font script="Java" typeface="Javanese Text"/>
+        <a:font script="Lisu" typeface="Segoe UI"/>
+        <a:font script="Mymr" typeface="Myanmar Text"/>
+        <a:font script="Nkoo" typeface="Ebrima"/>
+        <a:font script="Olck" typeface="Nirmala UI"/>
+        <a:font script="Osma" typeface="Ebrima"/>
+        <a:font script="Phag" typeface="Phagspa"/>
+        <a:font script="Syrn" typeface="Estrangelo Edessa"/>
+        <a:font script="Syrj" typeface="Estrangelo Edessa"/>
+        <a:font script="Syre" typeface="Estrangelo Edessa"/>
+        <a:font script="Sora" typeface="Nirmala UI"/>
+        <a:font script="Tale" typeface="Microsoft Tai Le"/>
+        <a:font script="Talu" typeface="Microsoft New Tai Lue"/>
+        <a:font script="Tfng" typeface="Ebrima"/>
+      </a:majorFont>
+      <a:minorFont>
+        <a:latin typeface="Calibri" panose="020F0502020204030204"/>
+        <a:ea typeface=""/>
+        <a:cs typeface=""/>
+        <a:font script="Jpan" typeface="游明朝"/>
+        <a:font script="Hang" typeface="맑은 고딕"/>
+        <a:font script="Hans" typeface="等线"/>
+        <a:font script="Hant" typeface="新細明體"/>
+        <a:font script="Arab" typeface="Arial"/>
+        <a:font script="Hebr" typeface="Arial"/>
+        <a:font script="Thai" typeface="Cordia New"/>
+        <a:font script="Ethi" typeface="Nyala"/>
+        <a:font script="Beng" typeface="Vrinda"/>
+        <a:font script="Gujr" typeface="Shruti"/>
+        <a:font script="Khmr" typeface="DaunPenh"/>
+        <a:font script="Knda" typeface="Tunga"/>
+        <a:font script="Guru" typeface="Raavi"/>
+        <a:font script="Cans" typeface="Euphemia"/>
+        <a:font script="Cher" typeface="Plantagenet Cherokee"/>
+        <a:font script="Yiii" typeface="Microsoft Yi Baiti"/>
+        <a:font script="Tibt" typeface="Microsoft Himalaya"/>
+        <a:font script="Thaa" typeface="MV Boli"/>
+        <a:font script="Deva" typeface="Mangal"/>
+        <a:font script="Telu" typeface="Gautami"/>
+        <a:font script="Taml" typeface="Latha"/>
+        <a:font script="Syrc" typeface="Estrangelo Edessa"/>
+        <a:font script="Orya" typeface="Kalinga"/>
+        <a:font script="Mlym" typeface="Kartika"/>
+        <a:font script="Laoo" typeface="DokChampa"/>
+        <a:font script="Sinh" typeface="Iskoola Pota"/>
+        <a:font script="Mong" typeface="Mongolian Baiti"/>
+        <a:font script="Viet" typeface="Arial"/>
+        <a:font script="Uigh" typeface="Microsoft Uighur"/>
+        <a:font script="Geor" typeface="Sylfaen"/>
+        <a:font script="Armn" typeface="Arial"/>
+        <a:font script="Bugi" typeface="Leelawadee UI"/>
+        <a:font script="Bopo" typeface="Microsoft JhengHei"/>
+        <a:font script="Java" typeface="Javanese Text"/>
+        <a:font script="Lisu" typeface="Segoe UI"/>
+        <a:font script="Mymr" typeface="Myanmar Text"/>
+        <a:font script="Nkoo" typeface="Ebrima"/>
+        <a:font script="Olck" typeface="Nirmala UI"/>
+        <a:font script="Osma" typeface="Ebrima"/>
+        <a:font script="Phag" typeface="Phagspa"/>
+        <a:font script="Syrn" typeface="Estrangelo Edessa"/>
+        <a:font script="Syrj" typeface="Estrangelo Edessa"/>
+        <a:font script="Syre" typeface="Estrangelo Edessa"/>
+        <a:font script="Sora" typeface="Nirmala UI"/>
+        <a:font script="Tale" typeface="Microsoft Tai Le"/>
+        <a:font script="Talu" typeface="Microsoft New Tai Lue"/>
+        <a:font script="Tfng" typeface="Ebrima"/>
+      </a:minorFont>
+    </a:fontScheme>
+    <a:fmtScheme name="Office">
+      <a:fillStyleLst>
+        <a:solidFill>
+          <a:schemeClr val="phClr"/>
+        </a:solidFill>
+        <a:gradFill rotWithShape="1">
+          <a:gsLst>
+            <a:gs pos="0">
+              <a:schemeClr val="phClr">
+                <a:lumMod val="110000"/>
+                <a:satMod val="105000"/>
+                <a:tint val="67000"/>
+              </a:schemeClr>
+            </a:gs>
+            <a:gs pos="50000">
+              <a:schemeClr val="phClr">
+                <a:lumMod val="105000"/>
+                <a:satMod val="103000"/>
+                <a:tint val="73000"/>
+              </a:schemeClr>
+            </a:gs>
+            <a:gs pos="100000">
+              <a:schemeClr val="phClr">
+                <a:lumMod val="105000"/>
+                <a:satMod val="109000"/>
+                <a:tint val="81000"/>
+              </a:schemeClr>
+            </a:gs>
+          </a:gsLst>
+          <a:lin ang="5400000" scaled="0"/>
+        </a:gradFill>
+        <a:gradFill rotWithShape="1">
+          <a:gsLst>
+            <a:gs pos="0">
+              <a:schemeClr val="phClr">
+                <a:satMod val="103000"/>
+                <a:lumMod val="102000"/>
+                <a:tint val="94000"/>
+              </a:schemeClr>
+            </a:gs>
+            <a:gs pos="50000">
+              <a:schemeClr val="phClr">
+                <a:satMod val="110000"/>
+                <a:lumMod val="100000"/>
+                <a:shade val="100000"/>
+              </a:schemeClr>
+            </a:gs>
+            <a:gs pos="100000">
+              <a:schemeClr val="phClr">
+                <a:lumMod val="99000"/>
+                <a:satMod val="120000"/>
+                <a:shade val="78000"/>
+              </a:schemeClr>
+            </a:gs>
+          </a:gsLst>
+          <a:lin ang="5400000" scaled="0"/>
+        </a:gradFill>
+      </a:fillStyleLst>
+      <a:lnStyleLst>
+        <a:ln w="6350" cap="flat" cmpd="sng" algn="ctr">
+          <a:solidFill>
+            <a:schemeClr val="phClr"/>
+          </a:solidFill>
+          <a:prstDash val="solid"/>
+          <a:miter lim="800000"/>
+        </a:ln>
+        <a:ln w="12700" cap="flat" cmpd="sng" algn="ctr">
+          <a:solidFill>
+            <a:schemeClr val="phClr"/>
+          </a:solidFill>
+          <a:prstDash val="solid"/>
+          <a:miter lim="800000"/>
+        </a:ln>
+        <a:ln w="19050" cap="flat" cmpd="sng" algn="ctr">
+          <a:solidFill>
+            <a:schemeClr val="phClr"/>
+          </a:solidFill>
+          <a:prstDash val="solid"/>
+          <a:miter lim="800000"/>
+        </a:ln>
+      </a:lnStyleLst>
+      <a:effectStyleLst>
+        <a:effectStyle>
+          <a:effectLst/>
+        </a:effectStyle>
+        <a:effectStyle>
+          <a:effectLst/>
+        </a:effectStyle>
+        <a:effectStyle>
+          <a:effectLst>
+            <a:outerShdw blurRad="57150" dist="19050" dir="5400000" algn="ctr" rotWithShape="0">
+              <a:srgbClr val="000000">
+                <a:alpha val="63000"/>
+              </a:srgbClr>
+            </a:outerShdw>
+          </a:effectLst>
+        </a:effectStyle>
+      </a:effectStyleLst>
+      <a:bgFillStyleLst>
+        <a:solidFill>
+          <a:schemeClr val="phClr"/>
+        </a:solidFill>
+        <a:solidFill>
+          <a:schemeClr val="phClr">
+            <a:tint val="95000"/>
+            <a:satMod val="170000"/>
+          </a:schemeClr>
+        </a:solidFill>
+        <a:gradFill rotWithShape="1">
+          <a:gsLst>
+            <a:gs pos="0">
+              <a:schemeClr val="phClr">
+                <a:tint val="93000"/>
+                <a:satMod val="150000"/>
+                <a:shade val="98000"/>
+                <a:lumMod val="102000"/>
+              </a:schemeClr>
+            </a:gs>
+            <a:gs pos="50000">
+              <a:schemeClr val="phClr">
+                <a:tint val="98000"/>
+                <a:satMod val="130000"/>
+                <a:shade val="90000"/>
+                <a:lumMod val="103000"/>
+              </a:schemeClr>
+            </a:gs>
+            <a:gs pos="100000">
+              <a:schemeClr val="phClr">
+                <a:shade val="63000"/>
+                <a:satMod val="120000"/>
+              </a:schemeClr>
+            </a:gs>
+          </a:gsLst>
+          <a:lin ang="5400000" scaled="0"/>
+        </a:gradFill>
+      </a:bgFillStyleLst>
+    </a:fmtScheme>
+  </a:themeElements>
+  <a:objectDefaults/>
+  <a:extraClrSchemeLst/>
+  <a:extLst>
+    <a:ext uri="{05A4C25C-085E-4340-85A3-A5531E510DB2}">
+      <thm15:themeFamily xmlns:thm15="http://schemas.microsoft.com/office/thememl/2012/main" name="Office Theme" id="{62F939B6-93AF-4DB8-9C6B-D6C7DFDC589F}" vid="{4A3C46E8-61CC-4603-A589-7422A47A8E4A}"/>
+    </a:ext>
+  </a:extLst>
+</a:theme>
 </file>